--- a/00-首页/题组Word/第二轮习题集/第二轮习题集-元素与分析二-学生版.docx
+++ b/00-首页/题组Word/第二轮习题集/第二轮习题集-元素与分析二-学生版.docx
@@ -2,7 +2,7 @@
 <file path=word/document.xml><?xml version="1.0" encoding="utf-8"?>
 <w:document xmlns:w="http://schemas.openxmlformats.org/wordprocessingml/2006/main" xmlns:m="http://schemas.openxmlformats.org/officeDocument/2006/math" xmlns:r="http://schemas.openxmlformats.org/officeDocument/2006/relationships" xmlns:o="urn:schemas-microsoft-com:office:office" xmlns:v="urn:schemas-microsoft-com:vml" xmlns:w10="urn:schemas-microsoft-com:office:word" xmlns:a="http://schemas.openxmlformats.org/drawingml/2006/main" xmlns:pic="http://schemas.openxmlformats.org/drawingml/2006/picture" xmlns:wp="http://schemas.openxmlformats.org/drawingml/2006/wordprocessingDrawing">
   <w:body>
-    <w:bookmarkStart w:id="37" w:name="第二轮习题集-元素与分析二"/>
+    <w:bookmarkStart w:id="38" w:name="第二轮习题集-元素与分析二"/>
     <w:p>
       <w:pPr>
         <w:pStyle w:val="Heading1"/>
@@ -2299,79 +2299,16 @@
         <w:t xml:space="preserve">A. 30.582 B. 7.43 C. 1.6 D. 0.54 E. 2.4963</w:t>
       </w:r>
     </w:p>
+    <w:bookmarkEnd w:id="13"/>
+    <w:bookmarkStart w:id="14" w:name="第-5-题"/>
     <w:p>
       <w:pPr>
-        <w:pStyle w:val="BodyText"/>
-      </w:pPr>
-      <w:r>
-        <w:rPr>
-          <w:rFonts w:ascii="Times New Roman" w:hAnsi="Times New Roman" w:eastAsia="Times New Roman" w:cs="Times New Roman"/>
-        </w:rPr>
-        <w:t xml:space="preserve">used_in:</w:t>
-      </w:r>
-      <w:r>
-        <w:rPr>
-          <w:rFonts w:ascii="Times New Roman" w:hAnsi="Times New Roman" w:eastAsia="Times New Roman" w:cs="Times New Roman"/>
-        </w:rPr>
-        <w:t xml:space="preserve"> </w:t>
-      </w:r>
-      <w:r>
-        <w:rPr>
-          <w:rFonts w:hint="eastAsia" w:ascii="Times New Roman" w:hAnsi="Times New Roman" w:eastAsia="Times New Roman" w:cs="Times New Roman"/>
-        </w:rPr>
-        <w:t>“</w:t>
-      </w:r>
-      <w:r>
-        <w:rPr>
-          <w:rFonts w:hint="eastAsia" w:ascii="Times New Roman" w:hAnsi="Times New Roman" w:eastAsia="FangSong" w:cs="Times New Roman"/>
-        </w:rPr>
-        <w:t>第二轮习题集</w:t>
-      </w:r>
-      <w:r>
-        <w:rPr>
-          <w:rFonts w:hint="eastAsia" w:ascii="Times New Roman" w:hAnsi="Times New Roman" w:eastAsia="Times New Roman" w:cs="Times New Roman"/>
-        </w:rPr>
-        <w:t>-</w:t>
-      </w:r>
-      <w:r>
-        <w:rPr>
-          <w:rFonts w:hint="eastAsia" w:ascii="Times New Roman" w:hAnsi="Times New Roman" w:eastAsia="FangSong" w:cs="Times New Roman"/>
-        </w:rPr>
-        <w:t>元素与分析二</w:t>
-      </w:r>
-      <w:r>
-        <w:rPr>
-          <w:rFonts w:hint="eastAsia" w:ascii="Times New Roman" w:hAnsi="Times New Roman" w:eastAsia="Times New Roman" w:cs="Times New Roman"/>
-        </w:rPr>
-        <w:t>”</w:t>
-      </w:r>
-      <w:r>
-        <w:rPr>
-          <w:rFonts w:ascii="Times New Roman" w:hAnsi="Times New Roman" w:eastAsia="Times New Roman" w:cs="Times New Roman"/>
-        </w:rPr>
-        <w:t xml:space="preserve"> </w:t>
-      </w:r>
-      <w:r>
-        <w:rPr>
-          <w:rFonts w:ascii="Times New Roman" w:hAnsi="Times New Roman" w:eastAsia="Times New Roman" w:cs="Times New Roman"/>
-        </w:rPr>
-        <w:t xml:space="preserve">___</w:t>
-      </w:r>
-      <w:r>
-        <w:rPr>
-          <w:rFonts w:ascii="Times New Roman" w:hAnsi="Times New Roman" w:eastAsia="Times New Roman" w:cs="Times New Roman"/>
-        </w:rPr>
-        <w:t xml:space="preserve"> </w:t>
-      </w:r>
-      <w:r>
-        <w:rPr>
-          <w:rFonts w:ascii="Times New Roman" w:hAnsi="Times New Roman" w:eastAsia="Times New Roman" w:cs="Times New Roman"/>
-        </w:rPr>
-        <w:t xml:space="preserve">## </w:t>
-      </w:r>
-      <w:r>
-        <w:rPr>
-          <w:rFonts w:hint="eastAsia" w:ascii="Times New Roman" w:hAnsi="Times New Roman" w:eastAsia="FangSong" w:cs="Times New Roman"/>
+        <w:pStyle w:val="Heading2"/>
+        <w:spacing w:before="280" w:after="120"/>
+      </w:pPr>
+      <w:r>
+        <w:rPr>
+          <w:rFonts w:hint="eastAsia" w:ascii="Times New Roman" w:hAnsi="Times New Roman" w:eastAsia="SimHei" w:cs="Times New Roman"/>
         </w:rPr>
         <w:t xml:space="preserve">第</w:t>
       </w:r>
@@ -2383,7 +2320,7 @@
       </w:r>
       <w:r>
         <w:rPr>
-          <w:rFonts w:hint="eastAsia" w:ascii="Times New Roman" w:hAnsi="Times New Roman" w:eastAsia="FangSong" w:cs="Times New Roman"/>
+          <w:rFonts w:hint="eastAsia" w:ascii="Times New Roman" w:hAnsi="Times New Roman" w:eastAsia="SimHei" w:cs="Times New Roman"/>
         </w:rPr>
         <w:t xml:space="preserve">题</w:t>
       </w:r>
@@ -2450,8 +2387,8 @@
         <w:t>（15.17-15.29）</w:t>
       </w:r>
     </w:p>
-    <w:bookmarkEnd w:id="13"/>
-    <w:bookmarkStart w:id="14" w:name="第-6-题"/>
+    <w:bookmarkEnd w:id="14"/>
+    <w:bookmarkStart w:id="15" w:name="第-6-题"/>
     <w:p>
       <w:pPr>
         <w:pStyle w:val="Heading2"/>
@@ -2834,8 +2771,8 @@
         <w:t>______。</w:t>
       </w:r>
     </w:p>
-    <w:bookmarkEnd w:id="14"/>
-    <w:bookmarkStart w:id="18" w:name="第-7-题"/>
+    <w:bookmarkEnd w:id="15"/>
+    <w:bookmarkStart w:id="19" w:name="第-7-题"/>
     <w:p>
       <w:pPr>
         <w:pStyle w:val="Heading2"/>
@@ -3169,18 +3106,18 @@
           <wp:inline>
             <wp:extent cx="3240000" cy="4584609"/>
             <wp:effectExtent b="0" l="0" r="0" t="0"/>
-            <wp:docPr descr="" title="" id="16" name="Picture"/>
+            <wp:docPr descr="" title="" id="17" name="Picture"/>
             <a:graphic>
               <a:graphicData uri="http://schemas.openxmlformats.org/drawingml/2006/picture">
                 <pic:pic>
                   <pic:nvPicPr>
-                    <pic:cNvPr descr="06-外部资料导入/真题/省预赛/images/2022-浙江预赛_p02.png" id="17" name="Picture"/>
+                    <pic:cNvPr descr="06-外部资料导入/真题/省预赛/images/2022-浙江预赛_p02.png" id="18" name="Picture"/>
                     <pic:cNvPicPr>
                       <a:picLocks noChangeArrowheads="1" noChangeAspect="1"/>
                     </pic:cNvPicPr>
                   </pic:nvPicPr>
                   <pic:blipFill>
-                    <a:blip r:embed="rId15"/>
+                    <a:blip r:embed="rId16"/>
                     <a:stretch>
                       <a:fillRect/>
                     </a:stretch>
@@ -3353,8 +3290,8 @@
         <w:t>证明苯与溴发生了自由基反应</w:t>
       </w:r>
     </w:p>
-    <w:bookmarkEnd w:id="18"/>
-    <w:bookmarkStart w:id="22" w:name="第-8-题"/>
+    <w:bookmarkEnd w:id="19"/>
+    <w:bookmarkStart w:id="23" w:name="第-8-题"/>
     <w:p>
       <w:pPr>
         <w:pStyle w:val="Heading2"/>
@@ -3634,18 +3571,18 @@
           <wp:inline>
             <wp:extent cx="3240000" cy="4584609"/>
             <wp:effectExtent b="0" l="0" r="0" t="0"/>
-            <wp:docPr descr="" title="" id="20" name="Picture"/>
+            <wp:docPr descr="" title="" id="21" name="Picture"/>
             <a:graphic>
               <a:graphicData uri="http://schemas.openxmlformats.org/drawingml/2006/picture">
                 <pic:pic>
                   <pic:nvPicPr>
-                    <pic:cNvPr descr="06-外部资料导入/真题/省预赛/images/2022-浙江预赛_p03.png" id="21" name="Picture"/>
+                    <pic:cNvPr descr="06-外部资料导入/真题/省预赛/images/2022-浙江预赛_p03.png" id="22" name="Picture"/>
                     <pic:cNvPicPr>
                       <a:picLocks noChangeArrowheads="1" noChangeAspect="1"/>
                     </pic:cNvPicPr>
                   </pic:nvPicPr>
                   <pic:blipFill>
-                    <a:blip r:embed="rId19"/>
+                    <a:blip r:embed="rId20"/>
                     <a:stretch>
                       <a:fillRect/>
                     </a:stretch>
@@ -3941,8 +3878,8 @@
         <w:t xml:space="preserve">高铁酸钾受热分解可放出氧气</w:t>
       </w:r>
     </w:p>
-    <w:bookmarkEnd w:id="22"/>
-    <w:bookmarkStart w:id="24" w:name="第-9-题"/>
+    <w:bookmarkEnd w:id="23"/>
+    <w:bookmarkStart w:id="25" w:name="第-9-题"/>
     <w:p>
       <w:pPr>
         <w:pStyle w:val="Heading2"/>
@@ -4091,7 +4028,7 @@
         <w:t>）</w:t>
       </w:r>
     </w:p>
-    <w:bookmarkStart w:id="23" w:name="两性物质ph最简公式适用条件"/>
+    <w:bookmarkStart w:id="24" w:name="两性物质ph最简公式适用条件"/>
     <w:p>
       <w:pPr>
         <w:pStyle w:val="Heading3"/>
@@ -4330,9 +4267,9 @@
         <w:t>？</w:t>
       </w:r>
     </w:p>
-    <w:bookmarkEnd w:id="23"/>
     <w:bookmarkEnd w:id="24"/>
-    <w:bookmarkStart w:id="26" w:name="第-10-题"/>
+    <w:bookmarkEnd w:id="25"/>
+    <w:bookmarkStart w:id="27" w:name="第-10-题"/>
     <w:p>
       <w:pPr>
         <w:pStyle w:val="Heading2"/>
@@ -4481,7 +4418,7 @@
         <w:t>）</w:t>
       </w:r>
     </w:p>
-    <w:bookmarkStart w:id="25" w:name="质量相同气体分压比较"/>
+    <w:bookmarkStart w:id="26" w:name="质量相同气体分压比较"/>
     <w:p>
       <w:pPr>
         <w:pStyle w:val="Heading3"/>
@@ -4538,76 +4475,131 @@
         <w:rPr>
           <w:rFonts w:ascii="Times New Roman" w:hAnsi="Times New Roman" w:eastAsia="Times New Roman" w:cs="Times New Roman"/>
         </w:rPr>
-        <w:t>A. H</w:t>
-      </w:r>
-      <w:r>
-        <w:rPr>
-          <w:rFonts w:ascii="Times New Roman" w:hAnsi="Times New Roman" w:eastAsia="Times New Roman" w:cs="Times New Roman"/>
-          <w:vertAlign w:val="subscript"/>
-        </w:rPr>
-        <w:t>2</w:t>
-      </w:r>
-      <w:r>
-        <w:rPr>
-          <w:rFonts w:ascii="Times New Roman" w:hAnsi="Times New Roman" w:eastAsia="Times New Roman" w:cs="Times New Roman"/>
-        </w:rPr>
-        <w:t xml:space="preserve"> </w:t>
-      </w:r>
-      <w:r>
-        <w:rPr>
-          <w:rFonts w:ascii="Times New Roman" w:hAnsi="Times New Roman" w:eastAsia="Times New Roman" w:cs="Times New Roman"/>
-        </w:rPr>
-        <w:t>B. N</w:t>
-      </w:r>
-      <w:r>
-        <w:rPr>
-          <w:rFonts w:ascii="Times New Roman" w:hAnsi="Times New Roman" w:eastAsia="Times New Roman" w:cs="Times New Roman"/>
-          <w:vertAlign w:val="subscript"/>
-        </w:rPr>
-        <w:t>2</w:t>
-      </w:r>
-      <w:r>
-        <w:rPr>
-          <w:rFonts w:ascii="Times New Roman" w:hAnsi="Times New Roman" w:eastAsia="Times New Roman" w:cs="Times New Roman"/>
-        </w:rPr>
-        <w:t xml:space="preserve"> </w:t>
-      </w:r>
-      <w:r>
-        <w:rPr>
-          <w:rFonts w:ascii="Times New Roman" w:hAnsi="Times New Roman" w:eastAsia="Times New Roman" w:cs="Times New Roman"/>
-        </w:rPr>
-        <w:t>C. O</w:t>
-      </w:r>
-      <w:r>
-        <w:rPr>
-          <w:rFonts w:ascii="Times New Roman" w:hAnsi="Times New Roman" w:eastAsia="Times New Roman" w:cs="Times New Roman"/>
-          <w:vertAlign w:val="subscript"/>
-        </w:rPr>
-        <w:t>2</w:t>
-      </w:r>
-      <w:r>
-        <w:rPr>
-          <w:rFonts w:ascii="Times New Roman" w:hAnsi="Times New Roman" w:eastAsia="Times New Roman" w:cs="Times New Roman"/>
-        </w:rPr>
-        <w:t xml:space="preserve"> </w:t>
-      </w:r>
-      <w:r>
-        <w:rPr>
-          <w:rFonts w:ascii="Times New Roman" w:hAnsi="Times New Roman" w:eastAsia="Times New Roman" w:cs="Times New Roman"/>
-        </w:rPr>
-        <w:t>D. CO</w:t>
-      </w:r>
-      <w:r>
-        <w:rPr>
-          <w:rFonts w:ascii="Times New Roman" w:hAnsi="Times New Roman" w:eastAsia="Times New Roman" w:cs="Times New Roman"/>
-          <w:vertAlign w:val="subscript"/>
-        </w:rPr>
-        <w:t>2</w:t>
-      </w:r>
+        <w:t xml:space="preserve">A.</w:t>
+      </w:r>
+      <w:r>
+        <w:rPr>
+          <w:rFonts w:ascii="Times New Roman" w:hAnsi="Times New Roman" w:eastAsia="Times New Roman" w:cs="Times New Roman"/>
+        </w:rPr>
+        <w:t xml:space="preserve"> </w:t>
+      </w:r>
+      <m:oMath>
+        <m:sSub>
+          <m:e>
+            <m:r>
+              <m:t>H</m:t>
+            </m:r>
+          </m:e>
+          <m:sub>
+            <m:r>
+              <m:t>2</m:t>
+            </m:r>
+          </m:sub>
+        </m:sSub>
+      </m:oMath>
+      <w:r>
+        <w:rPr>
+          <w:rFonts w:ascii="Times New Roman" w:hAnsi="Times New Roman" w:eastAsia="Times New Roman" w:cs="Times New Roman"/>
+        </w:rPr>
+        <w:t xml:space="preserve"> </w:t>
+      </w:r>
+      <w:r>
+        <w:rPr>
+          <w:rFonts w:ascii="Times New Roman" w:hAnsi="Times New Roman" w:eastAsia="Times New Roman" w:cs="Times New Roman"/>
+        </w:rPr>
+        <w:t xml:space="preserve">B.</w:t>
+      </w:r>
+      <w:r>
+        <w:rPr>
+          <w:rFonts w:ascii="Times New Roman" w:hAnsi="Times New Roman" w:eastAsia="Times New Roman" w:cs="Times New Roman"/>
+        </w:rPr>
+        <w:t xml:space="preserve"> </w:t>
+      </w:r>
+      <m:oMath>
+        <m:sSub>
+          <m:e>
+            <m:r>
+              <m:t>N</m:t>
+            </m:r>
+          </m:e>
+          <m:sub>
+            <m:r>
+              <m:t>2</m:t>
+            </m:r>
+          </m:sub>
+        </m:sSub>
+      </m:oMath>
+      <w:r>
+        <w:rPr>
+          <w:rFonts w:ascii="Times New Roman" w:hAnsi="Times New Roman" w:eastAsia="Times New Roman" w:cs="Times New Roman"/>
+        </w:rPr>
+        <w:t xml:space="preserve"> </w:t>
+      </w:r>
+      <w:r>
+        <w:rPr>
+          <w:rFonts w:ascii="Times New Roman" w:hAnsi="Times New Roman" w:eastAsia="Times New Roman" w:cs="Times New Roman"/>
+        </w:rPr>
+        <w:t xml:space="preserve">C.</w:t>
+      </w:r>
+      <w:r>
+        <w:rPr>
+          <w:rFonts w:ascii="Times New Roman" w:hAnsi="Times New Roman" w:eastAsia="Times New Roman" w:cs="Times New Roman"/>
+        </w:rPr>
+        <w:t xml:space="preserve"> </w:t>
+      </w:r>
+      <m:oMath>
+        <m:sSub>
+          <m:e>
+            <m:r>
+              <m:t>O</m:t>
+            </m:r>
+          </m:e>
+          <m:sub>
+            <m:r>
+              <m:t>2</m:t>
+            </m:r>
+          </m:sub>
+        </m:sSub>
+      </m:oMath>
+      <w:r>
+        <w:rPr>
+          <w:rFonts w:ascii="Times New Roman" w:hAnsi="Times New Roman" w:eastAsia="Times New Roman" w:cs="Times New Roman"/>
+        </w:rPr>
+        <w:t xml:space="preserve"> </w:t>
+      </w:r>
+      <w:r>
+        <w:rPr>
+          <w:rFonts w:ascii="Times New Roman" w:hAnsi="Times New Roman" w:eastAsia="Times New Roman" w:cs="Times New Roman"/>
+        </w:rPr>
+        <w:t xml:space="preserve">D.</w:t>
+      </w:r>
+      <w:r>
+        <w:rPr>
+          <w:rFonts w:ascii="Times New Roman" w:hAnsi="Times New Roman" w:eastAsia="Times New Roman" w:cs="Times New Roman"/>
+        </w:rPr>
+        <w:t xml:space="preserve"> </w:t>
+      </w:r>
+      <m:oMath>
+        <m:r>
+          <m:t>C</m:t>
+        </m:r>
+        <m:sSub>
+          <m:e>
+            <m:r>
+              <m:t>O</m:t>
+            </m:r>
+          </m:e>
+          <m:sub>
+            <m:r>
+              <m:t>2</m:t>
+            </m:r>
+          </m:sub>
+        </m:sSub>
+      </m:oMath>
     </w:p>
-    <w:bookmarkEnd w:id="25"/>
     <w:bookmarkEnd w:id="26"/>
-    <w:bookmarkStart w:id="27" w:name="第-11-题"/>
+    <w:bookmarkEnd w:id="27"/>
+    <w:bookmarkStart w:id="28" w:name="第-11-题"/>
     <w:p>
       <w:pPr>
         <w:pStyle w:val="Heading2"/>
@@ -4840,18 +4832,8 @@
         <w:t>。</w:t>
       </w:r>
     </w:p>
-    <w:p>
-      <w:pPr>
-        <w:spacing w:before="160" w:after="80"/>
-      </w:pPr>
-      <w:r>
-        <w:pict>
-          <v:rect style="width:0;height:1.5pt" o:hralign="center" o:hrstd="t" o:hr="t"/>
-        </w:pict>
-      </w:r>
-    </w:p>
-    <w:bookmarkEnd w:id="27"/>
-    <w:bookmarkStart w:id="28" w:name="第-12-题"/>
+    <w:bookmarkEnd w:id="28"/>
+    <w:bookmarkStart w:id="29" w:name="第-12-题"/>
     <w:p>
       <w:pPr>
         <w:pStyle w:val="Heading2"/>
@@ -5954,8 +5936,8 @@
         <w:t>。</w:t>
       </w:r>
     </w:p>
-    <w:bookmarkEnd w:id="28"/>
-    <w:bookmarkStart w:id="29" w:name="第-13-题"/>
+    <w:bookmarkEnd w:id="29"/>
+    <w:bookmarkStart w:id="30" w:name="第-13-题"/>
     <w:p>
       <w:pPr>
         <w:pStyle w:val="Heading2"/>
@@ -6331,8 +6313,8 @@
         <w:t>。</w:t>
       </w:r>
     </w:p>
-    <w:bookmarkEnd w:id="29"/>
-    <w:bookmarkStart w:id="30" w:name="第-14-题"/>
+    <w:bookmarkEnd w:id="30"/>
+    <w:bookmarkStart w:id="31" w:name="第-14-题"/>
     <w:p>
       <w:pPr>
         <w:pStyle w:val="Heading2"/>
@@ -6665,13 +6647,7 @@
       </w:r>
       <m:oMath>
         <m:r>
-          <m:t>1</m:t>
-        </m:r>
-        <m:r>
-          <m:t>8</m:t>
-        </m:r>
-        <m:r>
-          <m:t>0</m:t>
+          <m:t>180</m:t>
         </m:r>
         <m:sSup>
           <m:e>
@@ -6868,19 +6844,7 @@
           <m:t>=</m:t>
         </m:r>
         <m:r>
-          <m:t>0</m:t>
-        </m:r>
-        <m:r>
-          <m:rPr>
-            <m:sty m:val="p"/>
-          </m:rPr>
-          <m:t>.</m:t>
-        </m:r>
-        <m:r>
-          <m:t>9</m:t>
-        </m:r>
-        <m:r>
-          <m:t>6</m:t>
+          <m:t>0.96</m:t>
         </m:r>
         <m:r>
           <m:rPr>
@@ -7286,13 +7250,7 @@
           </m:ctrlPr>
         </m:oMathPr>
         <m:r>
-          <m:t>1</m:t>
-        </m:r>
-        <m:r>
-          <m:t>0</m:t>
-        </m:r>
-        <m:r>
-          <m:t>0</m:t>
+          <m:t>100</m:t>
         </m:r>
         <m:r>
           <m:rPr>
@@ -7301,13 +7259,7 @@
           <m:t>∼</m:t>
         </m:r>
         <m:r>
-          <m:t>2</m:t>
-        </m:r>
-        <m:r>
-          <m:t>0</m:t>
-        </m:r>
-        <m:r>
-          <m:t>0</m:t>
+          <m:t>200</m:t>
         </m:r>
         <m:sSup>
           <m:e>
@@ -7432,13 +7384,7 @@
       </w:r>
       <m:oMath>
         <m:r>
-          <m:t>3</m:t>
-        </m:r>
-        <m:r>
-          <m:t>5</m:t>
-        </m:r>
-        <m:r>
-          <m:t>0</m:t>
+          <m:t>350</m:t>
         </m:r>
         <m:sSup>
           <m:e>
@@ -8324,18 +8270,8 @@
         <w:t>。</w:t>
       </w:r>
     </w:p>
-    <w:p>
-      <w:pPr>
-        <w:spacing w:before="160" w:after="80"/>
-      </w:pPr>
-      <w:r>
-        <w:pict>
-          <v:rect style="width:0;height:1.5pt" o:hralign="center" o:hrstd="t" o:hr="t"/>
-        </w:pict>
-      </w:r>
-    </w:p>
-    <w:bookmarkEnd w:id="30"/>
-    <w:bookmarkStart w:id="31" w:name="第-15-题"/>
+    <w:bookmarkEnd w:id="31"/>
+    <w:bookmarkStart w:id="32" w:name="第-15-题"/>
     <w:p>
       <w:pPr>
         <w:pStyle w:val="Heading2"/>
@@ -8677,8 +8613,8 @@
         <w:t>。</w:t>
       </w:r>
     </w:p>
-    <w:bookmarkEnd w:id="31"/>
-    <w:bookmarkStart w:id="32" w:name="第-16-题"/>
+    <w:bookmarkEnd w:id="32"/>
+    <w:bookmarkStart w:id="33" w:name="第-16-题"/>
     <w:p>
       <w:pPr>
         <w:pStyle w:val="Heading2"/>
@@ -8975,7 +8911,42 @@
         <w:rPr>
           <w:rFonts w:ascii="Times New Roman" w:hAnsi="Times New Roman" w:eastAsia="Times New Roman" w:cs="Times New Roman"/>
         </w:rPr>
-        <w:t xml:space="preserve">、 $ </w:t>
+        <w:t xml:space="preserve">、</w:t>
+      </w:r>
+      <w:r>
+        <w:rPr>
+          <w:rFonts w:ascii="Times New Roman" w:hAnsi="Times New Roman" w:eastAsia="Times New Roman" w:cs="Times New Roman"/>
+        </w:rPr>
+        <w:t xml:space="preserve"> </w:t>
+      </w:r>
+      <m:oMath>
+        <m:sSub>
+          <m:e>
+            <m:r>
+              <m:rPr>
+                <m:sty m:val="p"/>
+              </m:rPr>
+              <m:t>N</m:t>
+            </m:r>
+            <m:r>
+              <m:rPr>
+                <m:sty m:val="p"/>
+              </m:rPr>
+              <m:t>H</m:t>
+            </m:r>
+          </m:e>
+          <m:sub>
+            <m:r>
+              <m:t>3</m:t>
+            </m:r>
+          </m:sub>
+        </m:sSub>
+      </m:oMath>
+      <w:r>
+        <w:rPr>
+          <w:rFonts w:ascii="Times New Roman" w:hAnsi="Times New Roman" w:eastAsia="Times New Roman" w:cs="Times New Roman"/>
+        </w:rPr>
+        <w:t xml:space="preserve"> </w:t>
       </w:r>
       <w:r>
         <w:rPr>
@@ -8987,7 +8958,30 @@
         <w:rPr>
           <w:rFonts w:ascii="Times New Roman" w:hAnsi="Times New Roman" w:eastAsia="Times New Roman" w:cs="Times New Roman"/>
         </w:rPr>
-        <w:t xml:space="preserve"> $ </w:t>
+        <w:t xml:space="preserve"> </w:t>
+      </w:r>
+      <m:oMath>
+        <m:sSub>
+          <m:e>
+            <m:r>
+              <m:rPr>
+                <m:sty m:val="p"/>
+              </m:rPr>
+              <m:t>N</m:t>
+            </m:r>
+          </m:e>
+          <m:sub>
+            <m:r>
+              <m:t>2</m:t>
+            </m:r>
+          </m:sub>
+        </m:sSub>
+      </m:oMath>
+      <w:r>
+        <w:rPr>
+          <w:rFonts w:ascii="Times New Roman" w:hAnsi="Times New Roman" w:eastAsia="Times New Roman" w:cs="Times New Roman"/>
+        </w:rPr>
+        <w:t xml:space="preserve"> </w:t>
       </w:r>
       <w:r>
         <w:rPr>
@@ -9069,8 +9063,8 @@
         <w:t xml:space="preserve">习题</w:t>
       </w:r>
     </w:p>
-    <w:bookmarkEnd w:id="32"/>
-    <w:bookmarkStart w:id="33" w:name="第-17-题"/>
+    <w:bookmarkEnd w:id="33"/>
+    <w:bookmarkStart w:id="34" w:name="第-17-题"/>
     <w:p>
       <w:pPr>
         <w:pStyle w:val="Heading2"/>
@@ -9208,8 +9202,8 @@
         <w:t>。</w:t>
       </w:r>
     </w:p>
-    <w:bookmarkEnd w:id="33"/>
-    <w:bookmarkStart w:id="34" w:name="第-18-题"/>
+    <w:bookmarkEnd w:id="34"/>
+    <w:bookmarkStart w:id="35" w:name="第-18-题"/>
     <w:p>
       <w:pPr>
         <w:pStyle w:val="Heading2"/>
@@ -9261,19 +9255,29 @@
       <w:pPr>
         <w:pStyle w:val="FirstParagraph"/>
       </w:pPr>
-      <w:r>
-        <w:rPr>
-          <w:rFonts w:ascii="Times New Roman" w:hAnsi="Times New Roman" w:eastAsia="Times New Roman" w:cs="Times New Roman"/>
-        </w:rPr>
-        <w:t>NaBH</w:t>
-      </w:r>
-      <w:r>
-        <w:rPr>
-          <w:rFonts w:ascii="Times New Roman" w:hAnsi="Times New Roman" w:eastAsia="Times New Roman" w:cs="Times New Roman"/>
-          <w:vertAlign w:val="subscript"/>
-        </w:rPr>
-        <w:t>4</w:t>
-      </w:r>
+      <m:oMath>
+        <m:r>
+          <m:t>N</m:t>
+        </m:r>
+        <m:r>
+          <m:t>a</m:t>
+        </m:r>
+        <m:r>
+          <m:t>B</m:t>
+        </m:r>
+        <m:sSub>
+          <m:e>
+            <m:r>
+              <m:t>H</m:t>
+            </m:r>
+          </m:e>
+          <m:sub>
+            <m:r>
+              <m:t>4</m:t>
+            </m:r>
+          </m:sub>
+        </m:sSub>
+      </m:oMath>
       <w:r>
         <w:rPr>
           <w:rFonts w:ascii="Times New Roman" w:hAnsi="Times New Roman" w:eastAsia="Times New Roman" w:cs="Times New Roman"/>
@@ -9290,15 +9294,22 @@
         <w:rPr>
           <w:rFonts w:ascii="Times New Roman" w:hAnsi="Times New Roman" w:eastAsia="Times New Roman" w:cs="Times New Roman"/>
         </w:rPr>
-        <w:t xml:space="preserve"> H</w:t>
-      </w:r>
-      <w:r>
-        <w:rPr>
-          <w:rFonts w:ascii="Times New Roman" w:hAnsi="Times New Roman" w:eastAsia="Times New Roman" w:cs="Times New Roman"/>
-          <w:vertAlign w:val="subscript"/>
-        </w:rPr>
-        <w:t>2</w:t>
-      </w:r>
+        <w:t xml:space="preserve"> </w:t>
+      </w:r>
+      <m:oMath>
+        <m:sSub>
+          <m:e>
+            <m:r>
+              <m:t>H</m:t>
+            </m:r>
+          </m:e>
+          <m:sub>
+            <m:r>
+              <m:t>2</m:t>
+            </m:r>
+          </m:sub>
+        </m:sSub>
+      </m:oMath>
       <w:r>
         <w:rPr>
           <w:rFonts w:ascii="Times New Roman" w:hAnsi="Times New Roman" w:eastAsia="Times New Roman" w:cs="Times New Roman"/>
@@ -9327,15 +9338,28 @@
         <w:rPr>
           <w:rFonts w:ascii="Times New Roman" w:hAnsi="Times New Roman" w:eastAsia="Times New Roman" w:cs="Times New Roman"/>
         </w:rPr>
-        <w:t xml:space="preserve"> SiO</w:t>
-      </w:r>
-      <w:r>
-        <w:rPr>
-          <w:rFonts w:ascii="Times New Roman" w:hAnsi="Times New Roman" w:eastAsia="Times New Roman" w:cs="Times New Roman"/>
-          <w:vertAlign w:val="subscript"/>
-        </w:rPr>
-        <w:t>2</w:t>
-      </w:r>
+        <w:t xml:space="preserve"> </w:t>
+      </w:r>
+      <m:oMath>
+        <m:r>
+          <m:t>S</m:t>
+        </m:r>
+        <m:r>
+          <m:t>i</m:t>
+        </m:r>
+        <m:sSub>
+          <m:e>
+            <m:r>
+              <m:t>O</m:t>
+            </m:r>
+          </m:e>
+          <m:sub>
+            <m:r>
+              <m:t>2</m:t>
+            </m:r>
+          </m:sub>
+        </m:sSub>
+      </m:oMath>
       <w:r>
         <w:rPr>
           <w:rFonts w:ascii="Times New Roman" w:hAnsi="Times New Roman" w:eastAsia="Times New Roman" w:cs="Times New Roman"/>
@@ -9422,15 +9446,31 @@
         <w:rPr>
           <w:rFonts w:ascii="Times New Roman" w:hAnsi="Times New Roman" w:eastAsia="Times New Roman" w:cs="Times New Roman"/>
         </w:rPr>
-        <w:t xml:space="preserve"> NaBH</w:t>
-      </w:r>
-      <w:r>
-        <w:rPr>
-          <w:rFonts w:ascii="Times New Roman" w:hAnsi="Times New Roman" w:eastAsia="Times New Roman" w:cs="Times New Roman"/>
-          <w:vertAlign w:val="subscript"/>
-        </w:rPr>
-        <w:t>4</w:t>
-      </w:r>
+        <w:t xml:space="preserve"> </w:t>
+      </w:r>
+      <m:oMath>
+        <m:r>
+          <m:t>N</m:t>
+        </m:r>
+        <m:r>
+          <m:t>a</m:t>
+        </m:r>
+        <m:r>
+          <m:t>B</m:t>
+        </m:r>
+        <m:sSub>
+          <m:e>
+            <m:r>
+              <m:t>H</m:t>
+            </m:r>
+          </m:e>
+          <m:sub>
+            <m:r>
+              <m:t>4</m:t>
+            </m:r>
+          </m:sub>
+        </m:sSub>
+      </m:oMath>
       <w:r>
         <w:rPr>
           <w:rFonts w:ascii="Times New Roman" w:hAnsi="Times New Roman" w:eastAsia="Times New Roman" w:cs="Times New Roman"/>
@@ -9472,337 +9512,327 @@
           <w:rFonts w:hint="eastAsia" w:ascii="Times New Roman" w:hAnsi="Times New Roman" w:eastAsia="Times New Roman" w:cs="Times New Roman"/>
         </w:rPr>
         <w:t>。</w:t>
+      </w:r>
+    </w:p>
+    <w:bookmarkEnd w:id="35"/>
+    <w:bookmarkStart w:id="36" w:name="第-19-题"/>
+    <w:p>
+      <w:pPr>
+        <w:pStyle w:val="Heading2"/>
+        <w:spacing w:before="280" w:after="120"/>
+      </w:pPr>
+      <w:r>
+        <w:rPr>
+          <w:rFonts w:hint="eastAsia" w:ascii="Times New Roman" w:hAnsi="Times New Roman" w:eastAsia="SimHei" w:cs="Times New Roman"/>
+        </w:rPr>
+        <w:t xml:space="preserve">第</w:t>
+      </w:r>
+      <w:r>
+        <w:rPr>
+          <w:rFonts w:ascii="Times New Roman" w:hAnsi="Times New Roman" w:eastAsia="Times New Roman" w:cs="Times New Roman"/>
+        </w:rPr>
+        <w:t xml:space="preserve"> 19 </w:t>
+      </w:r>
+      <w:r>
+        <w:rPr>
+          <w:rFonts w:hint="eastAsia" w:ascii="Times New Roman" w:hAnsi="Times New Roman" w:eastAsia="SimHei" w:cs="Times New Roman"/>
+        </w:rPr>
+        <w:t xml:space="preserve">题</w:t>
       </w:r>
     </w:p>
     <w:p>
       <w:pPr>
-        <w:spacing w:before="160" w:after="80"/>
-      </w:pPr>
-      <w:r>
-        <w:pict>
-          <v:rect style="width:0;height:1.5pt" o:hralign="center" o:hrstd="t" o:hr="t"/>
-        </w:pict>
-      </w:r>
-    </w:p>
-    <w:bookmarkEnd w:id="34"/>
-    <w:bookmarkStart w:id="35" w:name="第-19-题"/>
-    <w:p>
-      <w:pPr>
-        <w:pStyle w:val="Heading2"/>
-        <w:spacing w:before="280" w:after="120"/>
-      </w:pPr>
-      <w:r>
-        <w:rPr>
-          <w:rFonts w:hint="eastAsia" w:ascii="Times New Roman" w:hAnsi="Times New Roman" w:eastAsia="SimHei" w:cs="Times New Roman"/>
-        </w:rPr>
-        <w:t xml:space="preserve">第</w:t>
-      </w:r>
-      <w:r>
-        <w:rPr>
-          <w:rFonts w:ascii="Times New Roman" w:hAnsi="Times New Roman" w:eastAsia="Times New Roman" w:cs="Times New Roman"/>
-        </w:rPr>
-        <w:t xml:space="preserve"> 19 </w:t>
-      </w:r>
-      <w:r>
-        <w:rPr>
-          <w:rFonts w:hint="eastAsia" w:ascii="Times New Roman" w:hAnsi="Times New Roman" w:eastAsia="SimHei" w:cs="Times New Roman"/>
-        </w:rPr>
-        <w:t xml:space="preserve">题</w:t>
+        <w:pStyle w:val="BlockText"/>
+      </w:pPr>
+      <w:r>
+        <w:rPr>
+          <w:rFonts w:hint="eastAsia" w:ascii="Times New Roman" w:hAnsi="Times New Roman" w:eastAsia="FangSong" w:cs="Times New Roman"/>
+        </w:rPr>
+        <w:t>来源</w:t>
+      </w:r>
+      <w:r>
+        <w:rPr>
+          <w:rFonts w:hint="eastAsia" w:ascii="Times New Roman" w:hAnsi="Times New Roman" w:eastAsia="Times New Roman" w:cs="Times New Roman"/>
+        </w:rPr>
+        <w:t>：</w:t>
+      </w:r>
+      <w:r>
+        <w:rPr>
+          <w:rFonts w:hint="eastAsia" w:ascii="Times New Roman" w:hAnsi="Times New Roman" w:eastAsia="FangSong" w:cs="Times New Roman"/>
+        </w:rPr>
+        <w:t>教学改编</w:t>
+      </w:r>
+      <w:r>
+        <w:rPr>
+          <w:rFonts w:hint="eastAsia" w:ascii="Times New Roman" w:hAnsi="Times New Roman" w:eastAsia="Times New Roman" w:cs="Times New Roman"/>
+        </w:rPr>
+        <w:t>（</w:t>
+      </w:r>
+      <w:r>
+        <w:rPr>
+          <w:rFonts w:hint="eastAsia" w:ascii="Times New Roman" w:hAnsi="Times New Roman" w:eastAsia="FangSong" w:cs="Times New Roman"/>
+        </w:rPr>
+        <w:t>碱金属碱土金属与稀有气体讲义</w:t>
+      </w:r>
+      <w:r>
+        <w:rPr>
+          <w:rFonts w:ascii="Times New Roman" w:hAnsi="Times New Roman" w:eastAsia="Times New Roman" w:cs="Times New Roman"/>
+        </w:rPr>
+        <w:t xml:space="preserve"> </w:t>
+      </w:r>
+      <w:r>
+        <w:rPr>
+          <w:rFonts w:hint="eastAsia" w:ascii="Times New Roman" w:hAnsi="Times New Roman" w:eastAsia="Times New Roman" w:cs="Times New Roman"/>
+        </w:rPr>
+        <w:t>§</w:t>
+      </w:r>
+      <w:r>
+        <w:rPr>
+          <w:rFonts w:hint="eastAsia" w:ascii="Times New Roman" w:hAnsi="Times New Roman" w:eastAsia="FangSong" w:cs="Times New Roman"/>
+        </w:rPr>
+        <w:t>二</w:t>
+      </w:r>
+      <w:r>
+        <w:rPr>
+          <w:rFonts w:hint="eastAsia" w:ascii="Times New Roman" w:hAnsi="Times New Roman" w:eastAsia="Times New Roman" w:cs="Times New Roman"/>
+        </w:rPr>
+        <w:t>）</w:t>
       </w:r>
     </w:p>
     <w:p>
       <w:pPr>
-        <w:pStyle w:val="BlockText"/>
-      </w:pPr>
-      <w:r>
-        <w:rPr>
-          <w:rFonts w:hint="eastAsia" w:ascii="Times New Roman" w:hAnsi="Times New Roman" w:eastAsia="FangSong" w:cs="Times New Roman"/>
-        </w:rPr>
-        <w:t>来源</w:t>
-      </w:r>
-      <w:r>
-        <w:rPr>
-          <w:rFonts w:hint="eastAsia" w:ascii="Times New Roman" w:hAnsi="Times New Roman" w:eastAsia="Times New Roman" w:cs="Times New Roman"/>
-        </w:rPr>
-        <w:t>：</w:t>
-      </w:r>
-      <w:r>
-        <w:rPr>
-          <w:rFonts w:hint="eastAsia" w:ascii="Times New Roman" w:hAnsi="Times New Roman" w:eastAsia="FangSong" w:cs="Times New Roman"/>
-        </w:rPr>
-        <w:t>教学改编</w:t>
-      </w:r>
-      <w:r>
-        <w:rPr>
-          <w:rFonts w:hint="eastAsia" w:ascii="Times New Roman" w:hAnsi="Times New Roman" w:eastAsia="Times New Roman" w:cs="Times New Roman"/>
-        </w:rPr>
-        <w:t>（</w:t>
-      </w:r>
-      <w:r>
-        <w:rPr>
-          <w:rFonts w:hint="eastAsia" w:ascii="Times New Roman" w:hAnsi="Times New Roman" w:eastAsia="FangSong" w:cs="Times New Roman"/>
-        </w:rPr>
-        <w:t>碱金属碱土金属与稀有气体讲义</w:t>
-      </w:r>
-      <w:r>
-        <w:rPr>
-          <w:rFonts w:ascii="Times New Roman" w:hAnsi="Times New Roman" w:eastAsia="Times New Roman" w:cs="Times New Roman"/>
-        </w:rPr>
-        <w:t xml:space="preserve"> </w:t>
-      </w:r>
-      <w:r>
-        <w:rPr>
-          <w:rFonts w:hint="eastAsia" w:ascii="Times New Roman" w:hAnsi="Times New Roman" w:eastAsia="Times New Roman" w:cs="Times New Roman"/>
-        </w:rPr>
-        <w:t>§</w:t>
-      </w:r>
-      <w:r>
-        <w:rPr>
-          <w:rFonts w:hint="eastAsia" w:ascii="Times New Roman" w:hAnsi="Times New Roman" w:eastAsia="FangSong" w:cs="Times New Roman"/>
-        </w:rPr>
-        <w:t>二</w:t>
-      </w:r>
-      <w:r>
-        <w:rPr>
-          <w:rFonts w:hint="eastAsia" w:ascii="Times New Roman" w:hAnsi="Times New Roman" w:eastAsia="Times New Roman" w:cs="Times New Roman"/>
-        </w:rPr>
-        <w:t>）</w:t>
+        <w:pStyle w:val="FirstParagraph"/>
+      </w:pPr>
+      <w:r>
+        <w:rPr>
+          <w:rFonts w:hint="eastAsia" w:ascii="Times New Roman" w:hAnsi="Times New Roman" w:eastAsia="FangSong" w:cs="Times New Roman"/>
+          <w:b/>
+          <w:bCs/>
+        </w:rPr>
+        <w:t>题</w:t>
+      </w:r>
+      <w:r>
+        <w:rPr>
+          <w:rFonts w:hint="eastAsia" w:ascii="Times New Roman" w:hAnsi="Times New Roman" w:eastAsia="Times New Roman" w:cs="Times New Roman"/>
+          <w:b/>
+          <w:bCs/>
+        </w:rPr>
+        <w:t>-</w:t>
+      </w:r>
+      <w:r>
+        <w:rPr>
+          <w:rFonts w:hint="eastAsia" w:ascii="Times New Roman" w:hAnsi="Times New Roman" w:eastAsia="FangSong" w:cs="Times New Roman"/>
+          <w:b/>
+          <w:bCs/>
+        </w:rPr>
+        <w:t>元</w:t>
+      </w:r>
+      <w:r>
+        <w:rPr>
+          <w:rFonts w:hint="eastAsia" w:ascii="Times New Roman" w:hAnsi="Times New Roman" w:eastAsia="Times New Roman" w:cs="Times New Roman"/>
+          <w:b/>
+          <w:bCs/>
+        </w:rPr>
+        <w:t>s-01：</w:t>
+      </w:r>
+      <w:r>
+        <w:rPr>
+          <w:rFonts w:hint="eastAsia" w:ascii="Times New Roman" w:hAnsi="Times New Roman" w:eastAsia="FangSong" w:cs="Times New Roman"/>
+          <w:b/>
+          <w:bCs/>
+        </w:rPr>
+        <w:t>第</w:t>
+      </w:r>
+      <w:r>
+        <w:rPr>
+          <w:rFonts w:ascii="Times New Roman" w:hAnsi="Times New Roman" w:eastAsia="Times New Roman" w:cs="Times New Roman"/>
+          <w:b/>
+          <w:bCs/>
+        </w:rPr>
+        <w:t xml:space="preserve"> 2 </w:t>
+      </w:r>
+      <w:r>
+        <w:rPr>
+          <w:rFonts w:hint="eastAsia" w:ascii="Times New Roman" w:hAnsi="Times New Roman" w:eastAsia="FangSong" w:cs="Times New Roman"/>
+          <w:b/>
+          <w:bCs/>
+        </w:rPr>
+        <w:t xml:space="preserve">族碳酸盐热稳定性递变</w:t>
       </w:r>
     </w:p>
     <w:p>
       <w:pPr>
-        <w:pStyle w:val="FirstParagraph"/>
-      </w:pPr>
-      <w:r>
-        <w:rPr>
-          <w:rFonts w:hint="eastAsia" w:ascii="Times New Roman" w:hAnsi="Times New Roman" w:eastAsia="FangSong" w:cs="Times New Roman"/>
-          <w:b/>
-          <w:bCs/>
-        </w:rPr>
-        <w:t>题</w:t>
-      </w:r>
-      <w:r>
-        <w:rPr>
-          <w:rFonts w:hint="eastAsia" w:ascii="Times New Roman" w:hAnsi="Times New Roman" w:eastAsia="Times New Roman" w:cs="Times New Roman"/>
-          <w:b/>
-          <w:bCs/>
-        </w:rPr>
-        <w:t>-</w:t>
-      </w:r>
-      <w:r>
-        <w:rPr>
-          <w:rFonts w:hint="eastAsia" w:ascii="Times New Roman" w:hAnsi="Times New Roman" w:eastAsia="FangSong" w:cs="Times New Roman"/>
-          <w:b/>
-          <w:bCs/>
-        </w:rPr>
-        <w:t>元</w:t>
-      </w:r>
-      <w:r>
-        <w:rPr>
-          <w:rFonts w:hint="eastAsia" w:ascii="Times New Roman" w:hAnsi="Times New Roman" w:eastAsia="Times New Roman" w:cs="Times New Roman"/>
-          <w:b/>
-          <w:bCs/>
-        </w:rPr>
-        <w:t>s-01：</w:t>
-      </w:r>
-      <w:r>
-        <w:rPr>
-          <w:rFonts w:hint="eastAsia" w:ascii="Times New Roman" w:hAnsi="Times New Roman" w:eastAsia="FangSong" w:cs="Times New Roman"/>
-          <w:b/>
-          <w:bCs/>
-        </w:rPr>
-        <w:t>第</w:t>
-      </w:r>
-      <w:r>
-        <w:rPr>
-          <w:rFonts w:ascii="Times New Roman" w:hAnsi="Times New Roman" w:eastAsia="Times New Roman" w:cs="Times New Roman"/>
-          <w:b/>
-          <w:bCs/>
+        <w:pStyle w:val="BodyText"/>
+      </w:pPr>
+      <w:r>
+        <w:rPr>
+          <w:rFonts w:hint="eastAsia" w:ascii="Times New Roman" w:hAnsi="Times New Roman" w:eastAsia="FangSong" w:cs="Times New Roman"/>
+        </w:rPr>
+        <w:t xml:space="preserve">已知</w:t>
+      </w:r>
+      <w:r>
+        <w:rPr>
+          <w:rFonts w:ascii="Times New Roman" w:hAnsi="Times New Roman" w:eastAsia="Times New Roman" w:cs="Times New Roman"/>
+        </w:rPr>
+        <w:t xml:space="preserve"> MgCO</w:t>
+      </w:r>
+      <w:r>
+        <w:rPr>
+          <w:rFonts w:ascii="Times New Roman" w:hAnsi="Times New Roman" w:eastAsia="Times New Roman" w:cs="Times New Roman"/>
+          <w:vertAlign w:val="subscript"/>
+        </w:rPr>
+        <w:t>3</w:t>
+      </w:r>
+      <w:r>
+        <w:rPr>
+          <w:rFonts w:ascii="Times New Roman" w:hAnsi="Times New Roman" w:eastAsia="Times New Roman" w:cs="Times New Roman"/>
+        </w:rPr>
+        <w:t xml:space="preserve"> </w:t>
+      </w:r>
+      <w:r>
+        <w:rPr>
+          <w:rFonts w:hint="eastAsia" w:ascii="Times New Roman" w:hAnsi="Times New Roman" w:eastAsia="FangSong" w:cs="Times New Roman"/>
+        </w:rPr>
+        <w:t xml:space="preserve">约</w:t>
+      </w:r>
+      <w:r>
+        <w:rPr>
+          <w:rFonts w:ascii="Times New Roman" w:hAnsi="Times New Roman" w:eastAsia="Times New Roman" w:cs="Times New Roman"/>
+        </w:rPr>
+        <w:t xml:space="preserve"> 350°C </w:t>
+      </w:r>
+      <w:r>
+        <w:rPr>
+          <w:rFonts w:hint="eastAsia" w:ascii="Times New Roman" w:hAnsi="Times New Roman" w:eastAsia="FangSong" w:cs="Times New Roman"/>
+        </w:rPr>
+        <w:t>分解</w:t>
+      </w:r>
+      <w:r>
+        <w:rPr>
+          <w:rFonts w:hint="eastAsia" w:ascii="Times New Roman" w:hAnsi="Times New Roman" w:eastAsia="Times New Roman" w:cs="Times New Roman"/>
+        </w:rPr>
+        <w:t>、CaCO</w:t>
+      </w:r>
+      <w:r>
+        <w:rPr>
+          <w:rFonts w:hint="eastAsia" w:ascii="Times New Roman" w:hAnsi="Times New Roman" w:eastAsia="Times New Roman" w:cs="Times New Roman"/>
+          <w:vertAlign w:val="subscript"/>
+        </w:rPr>
+        <w:t>3</w:t>
+      </w:r>
+      <w:r>
+        <w:rPr>
+          <w:rFonts w:ascii="Times New Roman" w:hAnsi="Times New Roman" w:eastAsia="Times New Roman" w:cs="Times New Roman"/>
+        </w:rPr>
+        <w:t xml:space="preserve"> </w:t>
+      </w:r>
+      <w:r>
+        <w:rPr>
+          <w:rFonts w:hint="eastAsia" w:ascii="Times New Roman" w:hAnsi="Times New Roman" w:eastAsia="FangSong" w:cs="Times New Roman"/>
+        </w:rPr>
+        <w:t xml:space="preserve">约</w:t>
+      </w:r>
+      <w:r>
+        <w:rPr>
+          <w:rFonts w:ascii="Times New Roman" w:hAnsi="Times New Roman" w:eastAsia="Times New Roman" w:cs="Times New Roman"/>
+        </w:rPr>
+        <w:t xml:space="preserve"> 900°C、BaCO</w:t>
+      </w:r>
+      <w:r>
+        <w:rPr>
+          <w:rFonts w:ascii="Times New Roman" w:hAnsi="Times New Roman" w:eastAsia="Times New Roman" w:cs="Times New Roman"/>
+          <w:vertAlign w:val="subscript"/>
+        </w:rPr>
+        <w:t>3</w:t>
+      </w:r>
+      <w:r>
+        <w:rPr>
+          <w:rFonts w:ascii="Times New Roman" w:hAnsi="Times New Roman" w:eastAsia="Times New Roman" w:cs="Times New Roman"/>
+        </w:rPr>
+        <w:t xml:space="preserve"> </w:t>
+      </w:r>
+      <w:r>
+        <w:rPr>
+          <w:rFonts w:hint="eastAsia" w:ascii="Times New Roman" w:hAnsi="Times New Roman" w:eastAsia="FangSong" w:cs="Times New Roman"/>
+        </w:rPr>
+        <w:t xml:space="preserve">约</w:t>
+      </w:r>
+      <w:r>
+        <w:rPr>
+          <w:rFonts w:ascii="Times New Roman" w:hAnsi="Times New Roman" w:eastAsia="Times New Roman" w:cs="Times New Roman"/>
+        </w:rPr>
+        <w:t xml:space="preserve"> </w:t>
+      </w:r>
+      <w:r>
+        <w:rPr>
+          <w:rFonts w:hint="eastAsia" w:ascii="Times New Roman" w:hAnsi="Times New Roman" w:eastAsia="Times New Roman" w:cs="Times New Roman"/>
+        </w:rPr>
+        <w:t>1360°C。</w:t>
+      </w:r>
+      <w:r>
+        <w:rPr>
+          <w:rFonts w:hint="eastAsia" w:ascii="Times New Roman" w:hAnsi="Times New Roman" w:eastAsia="FangSong" w:cs="Times New Roman"/>
+        </w:rPr>
+        <w:t>解释第</w:t>
+      </w:r>
+      <w:r>
+        <w:rPr>
+          <w:rFonts w:ascii="Times New Roman" w:hAnsi="Times New Roman" w:eastAsia="Times New Roman" w:cs="Times New Roman"/>
         </w:rPr>
         <w:t xml:space="preserve"> 2 </w:t>
       </w:r>
       <w:r>
         <w:rPr>
           <w:rFonts w:hint="eastAsia" w:ascii="Times New Roman" w:hAnsi="Times New Roman" w:eastAsia="FangSong" w:cs="Times New Roman"/>
-          <w:b/>
-          <w:bCs/>
-        </w:rPr>
-        <w:t xml:space="preserve">族碳酸盐热稳定性递变</w:t>
+        </w:rPr>
+        <w:t>族碳酸盐热稳定性递增的原因</w:t>
+      </w:r>
+      <w:r>
+        <w:rPr>
+          <w:rFonts w:hint="eastAsia" w:ascii="Times New Roman" w:hAnsi="Times New Roman" w:eastAsia="Times New Roman" w:cs="Times New Roman"/>
+        </w:rPr>
+        <w:t>，</w:t>
+      </w:r>
+      <w:r>
+        <w:rPr>
+          <w:rFonts w:hint="eastAsia" w:ascii="Times New Roman" w:hAnsi="Times New Roman" w:eastAsia="FangSong" w:cs="Times New Roman"/>
+        </w:rPr>
+        <w:t>并预测</w:t>
+      </w:r>
+      <w:r>
+        <w:rPr>
+          <w:rFonts w:ascii="Times New Roman" w:hAnsi="Times New Roman" w:eastAsia="Times New Roman" w:cs="Times New Roman"/>
+        </w:rPr>
+        <w:t xml:space="preserve"> SrCO</w:t>
+      </w:r>
+      <w:r>
+        <w:rPr>
+          <w:rFonts w:ascii="Times New Roman" w:hAnsi="Times New Roman" w:eastAsia="Times New Roman" w:cs="Times New Roman"/>
+          <w:vertAlign w:val="subscript"/>
+        </w:rPr>
+        <w:t>3</w:t>
+      </w:r>
+      <w:r>
+        <w:rPr>
+          <w:rFonts w:ascii="Times New Roman" w:hAnsi="Times New Roman" w:eastAsia="Times New Roman" w:cs="Times New Roman"/>
+        </w:rPr>
+        <w:t xml:space="preserve"> </w:t>
+      </w:r>
+      <w:r>
+        <w:rPr>
+          <w:rFonts w:hint="eastAsia" w:ascii="Times New Roman" w:hAnsi="Times New Roman" w:eastAsia="FangSong" w:cs="Times New Roman"/>
+        </w:rPr>
+        <w:t>的分解温度大致范围</w:t>
+      </w:r>
+      <w:r>
+        <w:rPr>
+          <w:rFonts w:hint="eastAsia" w:ascii="Times New Roman" w:hAnsi="Times New Roman" w:eastAsia="Times New Roman" w:cs="Times New Roman"/>
+        </w:rPr>
+        <w:t>。</w:t>
       </w:r>
     </w:p>
-    <w:p>
-      <w:pPr>
-        <w:pStyle w:val="BodyText"/>
-      </w:pPr>
-      <w:r>
-        <w:rPr>
-          <w:rFonts w:hint="eastAsia" w:ascii="Times New Roman" w:hAnsi="Times New Roman" w:eastAsia="FangSong" w:cs="Times New Roman"/>
-        </w:rPr>
-        <w:t xml:space="preserve">已知</w:t>
-      </w:r>
-      <w:r>
-        <w:rPr>
-          <w:rFonts w:ascii="Times New Roman" w:hAnsi="Times New Roman" w:eastAsia="Times New Roman" w:cs="Times New Roman"/>
-        </w:rPr>
-        <w:t xml:space="preserve"> MgCO</w:t>
-      </w:r>
-      <w:r>
-        <w:rPr>
-          <w:rFonts w:ascii="Times New Roman" w:hAnsi="Times New Roman" w:eastAsia="Times New Roman" w:cs="Times New Roman"/>
-          <w:vertAlign w:val="subscript"/>
-        </w:rPr>
-        <w:t>3</w:t>
-      </w:r>
-      <w:r>
-        <w:rPr>
-          <w:rFonts w:ascii="Times New Roman" w:hAnsi="Times New Roman" w:eastAsia="Times New Roman" w:cs="Times New Roman"/>
-        </w:rPr>
-        <w:t xml:space="preserve"> </w:t>
-      </w:r>
-      <w:r>
-        <w:rPr>
-          <w:rFonts w:hint="eastAsia" w:ascii="Times New Roman" w:hAnsi="Times New Roman" w:eastAsia="FangSong" w:cs="Times New Roman"/>
-        </w:rPr>
-        <w:t xml:space="preserve">约</w:t>
-      </w:r>
-      <w:r>
-        <w:rPr>
-          <w:rFonts w:ascii="Times New Roman" w:hAnsi="Times New Roman" w:eastAsia="Times New Roman" w:cs="Times New Roman"/>
-        </w:rPr>
-        <w:t xml:space="preserve"> 350°C </w:t>
-      </w:r>
-      <w:r>
-        <w:rPr>
-          <w:rFonts w:hint="eastAsia" w:ascii="Times New Roman" w:hAnsi="Times New Roman" w:eastAsia="FangSong" w:cs="Times New Roman"/>
-        </w:rPr>
-        <w:t>分解</w:t>
-      </w:r>
-      <w:r>
-        <w:rPr>
-          <w:rFonts w:hint="eastAsia" w:ascii="Times New Roman" w:hAnsi="Times New Roman" w:eastAsia="Times New Roman" w:cs="Times New Roman"/>
-        </w:rPr>
-        <w:t>、CaCO</w:t>
-      </w:r>
-      <w:r>
-        <w:rPr>
-          <w:rFonts w:hint="eastAsia" w:ascii="Times New Roman" w:hAnsi="Times New Roman" w:eastAsia="Times New Roman" w:cs="Times New Roman"/>
-          <w:vertAlign w:val="subscript"/>
-        </w:rPr>
-        <w:t>3</w:t>
-      </w:r>
-      <w:r>
-        <w:rPr>
-          <w:rFonts w:ascii="Times New Roman" w:hAnsi="Times New Roman" w:eastAsia="Times New Roman" w:cs="Times New Roman"/>
-        </w:rPr>
-        <w:t xml:space="preserve"> </w:t>
-      </w:r>
-      <w:r>
-        <w:rPr>
-          <w:rFonts w:hint="eastAsia" w:ascii="Times New Roman" w:hAnsi="Times New Roman" w:eastAsia="FangSong" w:cs="Times New Roman"/>
-        </w:rPr>
-        <w:t xml:space="preserve">约</w:t>
-      </w:r>
-      <w:r>
-        <w:rPr>
-          <w:rFonts w:ascii="Times New Roman" w:hAnsi="Times New Roman" w:eastAsia="Times New Roman" w:cs="Times New Roman"/>
-        </w:rPr>
-        <w:t xml:space="preserve"> 900°C、BaCO</w:t>
-      </w:r>
-      <w:r>
-        <w:rPr>
-          <w:rFonts w:ascii="Times New Roman" w:hAnsi="Times New Roman" w:eastAsia="Times New Roman" w:cs="Times New Roman"/>
-          <w:vertAlign w:val="subscript"/>
-        </w:rPr>
-        <w:t>3</w:t>
-      </w:r>
-      <w:r>
-        <w:rPr>
-          <w:rFonts w:ascii="Times New Roman" w:hAnsi="Times New Roman" w:eastAsia="Times New Roman" w:cs="Times New Roman"/>
-        </w:rPr>
-        <w:t xml:space="preserve"> </w:t>
-      </w:r>
-      <w:r>
-        <w:rPr>
-          <w:rFonts w:hint="eastAsia" w:ascii="Times New Roman" w:hAnsi="Times New Roman" w:eastAsia="FangSong" w:cs="Times New Roman"/>
-        </w:rPr>
-        <w:t xml:space="preserve">约</w:t>
-      </w:r>
-      <w:r>
-        <w:rPr>
-          <w:rFonts w:ascii="Times New Roman" w:hAnsi="Times New Roman" w:eastAsia="Times New Roman" w:cs="Times New Roman"/>
-        </w:rPr>
-        <w:t xml:space="preserve"> </w:t>
-      </w:r>
-      <w:r>
-        <w:rPr>
-          <w:rFonts w:hint="eastAsia" w:ascii="Times New Roman" w:hAnsi="Times New Roman" w:eastAsia="Times New Roman" w:cs="Times New Roman"/>
-        </w:rPr>
-        <w:t>1360°C。</w:t>
-      </w:r>
-      <w:r>
-        <w:rPr>
-          <w:rFonts w:hint="eastAsia" w:ascii="Times New Roman" w:hAnsi="Times New Roman" w:eastAsia="FangSong" w:cs="Times New Roman"/>
-        </w:rPr>
-        <w:t>解释第</w:t>
-      </w:r>
-      <w:r>
-        <w:rPr>
-          <w:rFonts w:ascii="Times New Roman" w:hAnsi="Times New Roman" w:eastAsia="Times New Roman" w:cs="Times New Roman"/>
-        </w:rPr>
-        <w:t xml:space="preserve"> 2 </w:t>
-      </w:r>
-      <w:r>
-        <w:rPr>
-          <w:rFonts w:hint="eastAsia" w:ascii="Times New Roman" w:hAnsi="Times New Roman" w:eastAsia="FangSong" w:cs="Times New Roman"/>
-        </w:rPr>
-        <w:t>族碳酸盐热稳定性递增的原因</w:t>
-      </w:r>
-      <w:r>
-        <w:rPr>
-          <w:rFonts w:hint="eastAsia" w:ascii="Times New Roman" w:hAnsi="Times New Roman" w:eastAsia="Times New Roman" w:cs="Times New Roman"/>
-        </w:rPr>
-        <w:t>，</w:t>
-      </w:r>
-      <w:r>
-        <w:rPr>
-          <w:rFonts w:hint="eastAsia" w:ascii="Times New Roman" w:hAnsi="Times New Roman" w:eastAsia="FangSong" w:cs="Times New Roman"/>
-        </w:rPr>
-        <w:t>并预测</w:t>
-      </w:r>
-      <w:r>
-        <w:rPr>
-          <w:rFonts w:ascii="Times New Roman" w:hAnsi="Times New Roman" w:eastAsia="Times New Roman" w:cs="Times New Roman"/>
-        </w:rPr>
-        <w:t xml:space="preserve"> SrCO</w:t>
-      </w:r>
-      <w:r>
-        <w:rPr>
-          <w:rFonts w:ascii="Times New Roman" w:hAnsi="Times New Roman" w:eastAsia="Times New Roman" w:cs="Times New Roman"/>
-          <w:vertAlign w:val="subscript"/>
-        </w:rPr>
-        <w:t>3</w:t>
-      </w:r>
-      <w:r>
-        <w:rPr>
-          <w:rFonts w:ascii="Times New Roman" w:hAnsi="Times New Roman" w:eastAsia="Times New Roman" w:cs="Times New Roman"/>
-        </w:rPr>
-        <w:t xml:space="preserve"> </w:t>
-      </w:r>
-      <w:r>
-        <w:rPr>
-          <w:rFonts w:hint="eastAsia" w:ascii="Times New Roman" w:hAnsi="Times New Roman" w:eastAsia="FangSong" w:cs="Times New Roman"/>
-        </w:rPr>
-        <w:t>的分解温度大致范围</w:t>
-      </w:r>
-      <w:r>
-        <w:rPr>
-          <w:rFonts w:hint="eastAsia" w:ascii="Times New Roman" w:hAnsi="Times New Roman" w:eastAsia="Times New Roman" w:cs="Times New Roman"/>
-        </w:rPr>
-        <w:t>。</w:t>
-      </w:r>
-    </w:p>
-    <w:bookmarkEnd w:id="35"/>
-    <w:bookmarkStart w:id="36" w:name="第-20-题"/>
+    <w:bookmarkEnd w:id="36"/>
+    <w:bookmarkStart w:id="37" w:name="第-20-题"/>
     <w:p>
       <w:pPr>
         <w:pStyle w:val="Heading2"/>
@@ -9966,33 +9996,83 @@
         <w:rPr>
           <w:rFonts w:ascii="Times New Roman" w:hAnsi="Times New Roman" w:eastAsia="Times New Roman" w:cs="Times New Roman"/>
         </w:rPr>
-        <w:t xml:space="preserve"> BaCl</w:t>
-      </w:r>
-      <w:r>
-        <w:rPr>
-          <w:rFonts w:ascii="Times New Roman" w:hAnsi="Times New Roman" w:eastAsia="Times New Roman" w:cs="Times New Roman"/>
-          <w:vertAlign w:val="subscript"/>
-        </w:rPr>
-        <w:t>2</w:t>
-      </w:r>
-      <w:r>
-        <w:rPr>
-          <w:rFonts w:ascii="Times New Roman" w:hAnsi="Times New Roman" w:eastAsia="Times New Roman" w:cs="Times New Roman"/>
-        </w:rPr>
-        <w:t xml:space="preserve"> , BaCO</w:t>
-      </w:r>
-      <w:r>
-        <w:rPr>
-          <w:rFonts w:ascii="Times New Roman" w:hAnsi="Times New Roman" w:eastAsia="Times New Roman" w:cs="Times New Roman"/>
-          <w:vertAlign w:val="subscript"/>
-        </w:rPr>
-        <w:t>3</w:t>
-      </w:r>
-      <w:r>
-        <w:rPr>
-          <w:rFonts w:ascii="Times New Roman" w:hAnsi="Times New Roman" w:eastAsia="Times New Roman" w:cs="Times New Roman"/>
-        </w:rPr>
-        <w:t xml:space="preserve"> , BaO;</w:t>
+        <w:t xml:space="preserve"> </w:t>
+      </w:r>
+      <m:oMath>
+        <m:r>
+          <m:t>B</m:t>
+        </m:r>
+        <m:r>
+          <m:t>a</m:t>
+        </m:r>
+        <m:r>
+          <m:t>C</m:t>
+        </m:r>
+        <m:sSub>
+          <m:e>
+            <m:r>
+              <m:t>l</m:t>
+            </m:r>
+          </m:e>
+          <m:sub>
+            <m:r>
+              <m:t>2</m:t>
+            </m:r>
+          </m:sub>
+        </m:sSub>
+      </m:oMath>
+      <w:r>
+        <w:rPr>
+          <w:rFonts w:ascii="Times New Roman" w:hAnsi="Times New Roman" w:eastAsia="Times New Roman" w:cs="Times New Roman"/>
+        </w:rPr>
+        <w:t xml:space="preserve"> </w:t>
+      </w:r>
+      <w:r>
+        <w:rPr>
+          <w:rFonts w:ascii="Times New Roman" w:hAnsi="Times New Roman" w:eastAsia="Times New Roman" w:cs="Times New Roman"/>
+        </w:rPr>
+        <w:t xml:space="preserve">,</w:t>
+      </w:r>
+      <w:r>
+        <w:rPr>
+          <w:rFonts w:ascii="Times New Roman" w:hAnsi="Times New Roman" w:eastAsia="Times New Roman" w:cs="Times New Roman"/>
+        </w:rPr>
+        <w:t xml:space="preserve"> </w:t>
+      </w:r>
+      <m:oMath>
+        <m:r>
+          <m:t>B</m:t>
+        </m:r>
+        <m:r>
+          <m:t>a</m:t>
+        </m:r>
+        <m:r>
+          <m:t>C</m:t>
+        </m:r>
+        <m:sSub>
+          <m:e>
+            <m:r>
+              <m:t>O</m:t>
+            </m:r>
+          </m:e>
+          <m:sub>
+            <m:r>
+              <m:t>3</m:t>
+            </m:r>
+          </m:sub>
+        </m:sSub>
+      </m:oMath>
+      <w:r>
+        <w:rPr>
+          <w:rFonts w:ascii="Times New Roman" w:hAnsi="Times New Roman" w:eastAsia="Times New Roman" w:cs="Times New Roman"/>
+        </w:rPr>
+        <w:t xml:space="preserve"> </w:t>
+      </w:r>
+      <w:r>
+        <w:rPr>
+          <w:rFonts w:ascii="Times New Roman" w:hAnsi="Times New Roman" w:eastAsia="Times New Roman" w:cs="Times New Roman"/>
+        </w:rPr>
+        <w:t xml:space="preserve">, BaO;</w:t>
       </w:r>
     </w:p>
     <w:p>
@@ -10323,8 +10403,8 @@
         <w:t>。</w:t>
       </w:r>
     </w:p>
-    <w:bookmarkEnd w:id="36"/>
     <w:bookmarkEnd w:id="37"/>
+    <w:bookmarkEnd w:id="38"/>
     <w:sectPr>
       <w:footerReference w:type="default" r:id="rId9"/>
       <w:footnotePr>
@@ -11468,7 +11548,7 @@
     <ns0:name ns0:val="Verbatim Char"/>
     <ns0:basedOn ns0:val="BodyTextChar"/>
     <ns0:rPr>
-      <ns0:rFonts ns0:ascii="Times New Roman" ns0:cs="Times New Roman" ns0:eastAsia="FangSong" ns0:hAnsi="Times New Roman"/>
+      <ns0:rFonts ns0:ascii="SimSun" ns0:cs="SimSun" ns0:eastAsia="SimSun" ns0:hAnsi="SimSun"/>
       <ns0:b ns0:val="0"/>
       <ns0:sz ns0:val="20"/>
     </ns0:rPr>
@@ -11530,7 +11610,7 @@
       <w:wordWrap w:val="off"/>
     </w:pPr>
     <ns0:rPr>
-      <w:rFonts ns0:ascii="Times New Roman" ns0:hAnsi="Times New Roman" ns0:eastAsia="FangSong" ns0:cs="Times New Roman"/>
+      <w:rFonts ns0:ascii="SimSun" ns0:hAnsi="SimSun" ns0:eastAsia="SimSun" ns0:cs="SimSun"/>
     </ns0:rPr>
   </w:style>
   <w:style w:type="character" w:customStyle="1" w:styleId="KeywordTok">

--- a/00-首页/题组Word/第二轮习题集/第二轮习题集-元素与分析二-学生版.docx
+++ b/00-首页/题组Word/第二轮习题集/第二轮习题集-元素与分析二-学生版.docx
@@ -1174,6 +1174,31 @@
         <w:t xml:space="preserve">​</w:t>
       </w:r>
     </w:p>
+    <w:p>
+      <w:pPr>
+        <w:spacing w:before="0" w:after="0"/>
+      </w:pPr>
+    </w:p>
+    <w:p>
+      <w:pPr>
+        <w:spacing w:before="0" w:after="0"/>
+      </w:pPr>
+    </w:p>
+    <w:p>
+      <w:pPr>
+        <w:spacing w:before="0" w:after="0"/>
+      </w:pPr>
+    </w:p>
+    <w:p>
+      <w:pPr>
+        <w:spacing w:before="0" w:after="0"/>
+      </w:pPr>
+    </w:p>
+    <w:p>
+      <w:pPr>
+        <w:spacing w:before="0" w:after="0"/>
+      </w:pPr>
+    </w:p>
     <w:bookmarkEnd w:id="10"/>
     <w:bookmarkStart w:id="11" w:name="第-2-题"/>
     <w:p>
@@ -1526,6 +1551,31 @@
         <w:t>。</w:t>
       </w:r>
     </w:p>
+    <w:p>
+      <w:pPr>
+        <w:spacing w:before="0" w:after="0"/>
+      </w:pPr>
+    </w:p>
+    <w:p>
+      <w:pPr>
+        <w:spacing w:before="0" w:after="0"/>
+      </w:pPr>
+    </w:p>
+    <w:p>
+      <w:pPr>
+        <w:spacing w:before="0" w:after="0"/>
+      </w:pPr>
+    </w:p>
+    <w:p>
+      <w:pPr>
+        <w:spacing w:before="0" w:after="0"/>
+      </w:pPr>
+    </w:p>
+    <w:p>
+      <w:pPr>
+        <w:spacing w:before="0" w:after="0"/>
+      </w:pPr>
+    </w:p>
     <w:bookmarkEnd w:id="11"/>
     <w:bookmarkStart w:id="12" w:name="第-3-题"/>
     <w:p>
@@ -1669,6 +1719,8 @@
     <w:p>
       <w:pPr>
         <w:pStyle w:val="BodyText"/>
+        <w:ind w:left="480" w:hanging="480"/>
+        <w:spacing w:after="0"/>
       </w:pPr>
       <w:r>
         <w:rPr>
@@ -1758,7 +1810,20 @@
         <w:rPr>
           <w:rFonts w:ascii="Times New Roman" w:hAnsi="Times New Roman" w:eastAsia="Times New Roman" w:cs="Times New Roman"/>
         </w:rPr>
-        <w:t xml:space="preserve">- A. </w:t>
+        <w:t xml:space="preserve">- </w:t>
+      </w:r>
+    </w:p>
+    <w:p>
+      <w:pPr>
+        <w:pStyle w:val="BodyText"/>
+        <w:ind w:left="480" w:hanging="480"/>
+        <w:spacing w:before="0" w:after="0"/>
+      </w:pPr>
+      <w:r>
+        <w:rPr>
+          <w:rFonts w:ascii="Times New Roman" w:hAnsi="Times New Roman" w:eastAsia="Times New Roman" w:cs="Times New Roman"/>
+        </w:rPr>
+        <w:t xml:space="preserve">A. </w:t>
       </w:r>
       <w:r>
         <w:rPr>
@@ -1809,7 +1874,20 @@
         <w:rPr>
           <w:rFonts w:ascii="Times New Roman" w:hAnsi="Times New Roman" w:eastAsia="Times New Roman" w:cs="Times New Roman"/>
         </w:rPr>
-        <w:t xml:space="preserve"> mol　　B. </w:t>
+        <w:t xml:space="preserve"> mol　　</w:t>
+      </w:r>
+    </w:p>
+    <w:p>
+      <w:pPr>
+        <w:pStyle w:val="BodyText"/>
+        <w:ind w:left="480" w:hanging="480"/>
+        <w:spacing w:before="0" w:after="0"/>
+      </w:pPr>
+      <w:r>
+        <w:rPr>
+          <w:rFonts w:ascii="Times New Roman" w:hAnsi="Times New Roman" w:eastAsia="Times New Roman" w:cs="Times New Roman"/>
+        </w:rPr>
+        <w:t xml:space="preserve">B. </w:t>
       </w:r>
       <w:r>
         <w:rPr>
@@ -1885,7 +1963,20 @@
         <w:rPr>
           <w:rFonts w:ascii="Times New Roman" w:hAnsi="Times New Roman" w:eastAsia="Times New Roman" w:cs="Times New Roman"/>
         </w:rPr>
-        <w:t xml:space="preserve">- C. </w:t>
+        <w:t xml:space="preserve">- </w:t>
+      </w:r>
+    </w:p>
+    <w:p>
+      <w:pPr>
+        <w:pStyle w:val="BodyText"/>
+        <w:ind w:left="480" w:hanging="480"/>
+        <w:spacing w:before="0" w:after="0"/>
+      </w:pPr>
+      <w:r>
+        <w:rPr>
+          <w:rFonts w:ascii="Times New Roman" w:hAnsi="Times New Roman" w:eastAsia="Times New Roman" w:cs="Times New Roman"/>
+        </w:rPr>
+        <w:t xml:space="preserve">C. </w:t>
       </w:r>
       <w:r>
         <w:rPr>
@@ -1936,7 +2027,20 @@
         <w:rPr>
           <w:rFonts w:ascii="Times New Roman" w:hAnsi="Times New Roman" w:eastAsia="Times New Roman" w:cs="Times New Roman"/>
         </w:rPr>
-        <w:t xml:space="preserve"> mol　　D. </w:t>
+        <w:t xml:space="preserve"> mol　　</w:t>
+      </w:r>
+    </w:p>
+    <w:p>
+      <w:pPr>
+        <w:pStyle w:val="BodyText"/>
+        <w:ind w:left="480" w:hanging="480"/>
+        <w:spacing w:before="0" w:after="180"/>
+      </w:pPr>
+      <w:r>
+        <w:rPr>
+          <w:rFonts w:ascii="Times New Roman" w:hAnsi="Times New Roman" w:eastAsia="Times New Roman" w:cs="Times New Roman"/>
+        </w:rPr>
+        <w:t xml:space="preserve">D. </w:t>
       </w:r>
       <w:r>
         <w:rPr>
@@ -2002,6 +2106,16 @@
         </w:rPr>
         <w:t xml:space="preserve"> mol</w:t>
       </w:r>
+    </w:p>
+    <w:p>
+      <w:pPr>
+        <w:spacing w:before="0" w:after="0"/>
+      </w:pPr>
+    </w:p>
+    <w:p>
+      <w:pPr>
+        <w:spacing w:before="0" w:after="0"/>
+      </w:pPr>
     </w:p>
     <w:bookmarkEnd w:id="12"/>
     <w:bookmarkStart w:id="13" w:name="第-4-题"/>
@@ -2061,6 +2175,8 @@
     <w:p>
       <w:pPr>
         <w:pStyle w:val="FirstParagraph"/>
+        <w:ind w:left="480" w:hanging="480"/>
+        <w:spacing w:after="0"/>
       </w:pPr>
       <w:r>
         <w:rPr>
@@ -2098,16 +2214,64 @@
         </w:rPr>
         <w:t xml:space="preserve"> </w:t>
       </w:r>
-      <w:r>
-        <w:rPr>
-          <w:rFonts w:ascii="Times New Roman" w:hAnsi="Times New Roman" w:eastAsia="Times New Roman" w:cs="Times New Roman"/>
-        </w:rPr>
-        <w:t xml:space="preserve">A.1.25→1.3 B.1.35→1.4 C.1.454→1.5 D.1.5456→1.6 E.1.7456→1.7</w:t>
+    </w:p>
+    <w:p>
+      <w:pPr>
+        <w:pStyle w:val="FirstParagraph"/>
+        <w:ind w:left="480" w:hanging="480"/>
+        <w:spacing w:before="0" w:after="0"/>
+      </w:pPr>
+      <w:r>
+        <w:rPr>
+          <w:rFonts w:ascii="Times New Roman" w:hAnsi="Times New Roman" w:eastAsia="Times New Roman" w:cs="Times New Roman"/>
+        </w:rPr>
+        <w:t xml:space="preserve">A.1.25→1.3 </w:t>
+      </w:r>
+    </w:p>
+    <w:p>
+      <w:pPr>
+        <w:pStyle w:val="FirstParagraph"/>
+        <w:ind w:left="480" w:hanging="480"/>
+        <w:spacing w:before="0" w:after="0"/>
+      </w:pPr>
+      <w:r>
+        <w:rPr>
+          <w:rFonts w:ascii="Times New Roman" w:hAnsi="Times New Roman" w:eastAsia="Times New Roman" w:cs="Times New Roman"/>
+        </w:rPr>
+        <w:t xml:space="preserve">B.1.35→1.4 </w:t>
+      </w:r>
+    </w:p>
+    <w:p>
+      <w:pPr>
+        <w:pStyle w:val="FirstParagraph"/>
+        <w:ind w:left="480" w:hanging="480"/>
+        <w:spacing w:before="0" w:after="0"/>
+      </w:pPr>
+      <w:r>
+        <w:rPr>
+          <w:rFonts w:ascii="Times New Roman" w:hAnsi="Times New Roman" w:eastAsia="Times New Roman" w:cs="Times New Roman"/>
+        </w:rPr>
+        <w:t xml:space="preserve">C.1.454→1.5 </w:t>
+      </w:r>
+    </w:p>
+    <w:p>
+      <w:pPr>
+        <w:pStyle w:val="FirstParagraph"/>
+        <w:ind w:left="480" w:hanging="480"/>
+        <w:spacing w:before="0" w:after="180"/>
+      </w:pPr>
+      <w:r>
+        <w:rPr>
+          <w:rFonts w:ascii="Times New Roman" w:hAnsi="Times New Roman" w:eastAsia="Times New Roman" w:cs="Times New Roman"/>
+        </w:rPr>
+        <w:t xml:space="preserve">D.1.5456→1.6 E.1.7456→1.7</w:t>
       </w:r>
     </w:p>
     <w:p>
       <w:pPr>
         <w:pStyle w:val="BodyText"/>
+        <w:ind w:left="480" w:hanging="480"/>
+        <w:spacing w:after="0"/>
       </w:pPr>
       <w:r>
         <w:rPr>
@@ -2231,7 +2395,59 @@
         <w:rPr>
           <w:rFonts w:ascii="Times New Roman" w:hAnsi="Times New Roman" w:eastAsia="Times New Roman" w:cs="Times New Roman"/>
         </w:rPr>
-        <w:t xml:space="preserve"> A.2.034 B.0.5106 C.603.8 D.0.3512 E.4000 </w:t>
+        <w:t xml:space="preserve"> </w:t>
+      </w:r>
+    </w:p>
+    <w:p>
+      <w:pPr>
+        <w:pStyle w:val="BodyText"/>
+        <w:ind w:left="480" w:hanging="480"/>
+        <w:spacing w:before="0" w:after="0"/>
+      </w:pPr>
+      <w:r>
+        <w:rPr>
+          <w:rFonts w:ascii="Times New Roman" w:hAnsi="Times New Roman" w:eastAsia="Times New Roman" w:cs="Times New Roman"/>
+        </w:rPr>
+        <w:t xml:space="preserve">A.2.034 </w:t>
+      </w:r>
+    </w:p>
+    <w:p>
+      <w:pPr>
+        <w:pStyle w:val="BodyText"/>
+        <w:ind w:left="480" w:hanging="480"/>
+        <w:spacing w:before="0" w:after="0"/>
+      </w:pPr>
+      <w:r>
+        <w:rPr>
+          <w:rFonts w:ascii="Times New Roman" w:hAnsi="Times New Roman" w:eastAsia="Times New Roman" w:cs="Times New Roman"/>
+        </w:rPr>
+        <w:t xml:space="preserve">B.0.5106 </w:t>
+      </w:r>
+    </w:p>
+    <w:p>
+      <w:pPr>
+        <w:pStyle w:val="BodyText"/>
+        <w:ind w:left="480" w:hanging="480"/>
+        <w:spacing w:before="0" w:after="0"/>
+      </w:pPr>
+      <w:r>
+        <w:rPr>
+          <w:rFonts w:ascii="Times New Roman" w:hAnsi="Times New Roman" w:eastAsia="Times New Roman" w:cs="Times New Roman"/>
+        </w:rPr>
+        <w:t xml:space="preserve">C.603.8 </w:t>
+      </w:r>
+    </w:p>
+    <w:p>
+      <w:pPr>
+        <w:pStyle w:val="BodyText"/>
+        <w:ind w:left="480" w:hanging="480"/>
+        <w:spacing w:before="0" w:after="180"/>
+      </w:pPr>
+      <w:r>
+        <w:rPr>
+          <w:rFonts w:ascii="Times New Roman" w:hAnsi="Times New Roman" w:eastAsia="Times New Roman" w:cs="Times New Roman"/>
+        </w:rPr>
+        <w:t xml:space="preserve">D.0.3512 E.4000 </w:t>
       </w:r>
       <w:r>
         <w:rPr>
@@ -2243,6 +2459,8 @@
     <w:p>
       <w:pPr>
         <w:pStyle w:val="BodyText"/>
+        <w:ind w:left="480" w:hanging="480"/>
+        <w:spacing w:after="0"/>
       </w:pPr>
       <w:r>
         <w:rPr>
@@ -2292,12 +2510,68 @@
         </w:rPr>
         <w:t xml:space="preserve"> </w:t>
       </w:r>
-      <w:r>
-        <w:rPr>
-          <w:rFonts w:ascii="Times New Roman" w:hAnsi="Times New Roman" w:eastAsia="Times New Roman" w:cs="Times New Roman"/>
-        </w:rPr>
-        <w:t xml:space="preserve">A. 30.582 B. 7.43 C. 1.6 D. 0.54 E. 2.4963</w:t>
-      </w:r>
+    </w:p>
+    <w:p>
+      <w:pPr>
+        <w:pStyle w:val="BodyText"/>
+        <w:ind w:left="480" w:hanging="480"/>
+        <w:spacing w:before="0" w:after="0"/>
+      </w:pPr>
+      <w:r>
+        <w:rPr>
+          <w:rFonts w:ascii="Times New Roman" w:hAnsi="Times New Roman" w:eastAsia="Times New Roman" w:cs="Times New Roman"/>
+        </w:rPr>
+        <w:t xml:space="preserve">A. 30.582 </w:t>
+      </w:r>
+    </w:p>
+    <w:p>
+      <w:pPr>
+        <w:pStyle w:val="BodyText"/>
+        <w:ind w:left="480" w:hanging="480"/>
+        <w:spacing w:before="0" w:after="0"/>
+      </w:pPr>
+      <w:r>
+        <w:rPr>
+          <w:rFonts w:ascii="Times New Roman" w:hAnsi="Times New Roman" w:eastAsia="Times New Roman" w:cs="Times New Roman"/>
+        </w:rPr>
+        <w:t xml:space="preserve">B. 7.43 </w:t>
+      </w:r>
+    </w:p>
+    <w:p>
+      <w:pPr>
+        <w:pStyle w:val="BodyText"/>
+        <w:ind w:left="480" w:hanging="480"/>
+        <w:spacing w:before="0" w:after="0"/>
+      </w:pPr>
+      <w:r>
+        <w:rPr>
+          <w:rFonts w:ascii="Times New Roman" w:hAnsi="Times New Roman" w:eastAsia="Times New Roman" w:cs="Times New Roman"/>
+        </w:rPr>
+        <w:t xml:space="preserve">C. 1.6 </w:t>
+      </w:r>
+    </w:p>
+    <w:p>
+      <w:pPr>
+        <w:pStyle w:val="BodyText"/>
+        <w:ind w:left="480" w:hanging="480"/>
+        <w:spacing w:before="0" w:after="180"/>
+      </w:pPr>
+      <w:r>
+        <w:rPr>
+          <w:rFonts w:ascii="Times New Roman" w:hAnsi="Times New Roman" w:eastAsia="Times New Roman" w:cs="Times New Roman"/>
+        </w:rPr>
+        <w:t xml:space="preserve">D. 0.54 E. 2.4963</w:t>
+      </w:r>
+    </w:p>
+    <w:p>
+      <w:pPr>
+        <w:spacing w:before="0" w:after="0"/>
+      </w:pPr>
+    </w:p>
+    <w:p>
+      <w:pPr>
+        <w:spacing w:before="0" w:after="0"/>
+      </w:pPr>
     </w:p>
     <w:bookmarkEnd w:id="13"/>
     <w:bookmarkStart w:id="14" w:name="第-5-题"/>
@@ -2386,6 +2660,21 @@
         </w:rPr>
         <w:t>（15.17-15.29）</w:t>
       </w:r>
+    </w:p>
+    <w:p>
+      <w:pPr>
+        <w:spacing w:before="0" w:after="0"/>
+      </w:pPr>
+    </w:p>
+    <w:p>
+      <w:pPr>
+        <w:spacing w:before="0" w:after="0"/>
+      </w:pPr>
+    </w:p>
+    <w:p>
+      <w:pPr>
+        <w:spacing w:before="0" w:after="0"/>
+      </w:pPr>
     </w:p>
     <w:bookmarkEnd w:id="14"/>
     <w:bookmarkStart w:id="15" w:name="第-6-题"/>
@@ -2771,6 +3060,46 @@
         <w:t>______。</w:t>
       </w:r>
     </w:p>
+    <w:p>
+      <w:pPr>
+        <w:spacing w:before="0" w:after="0"/>
+      </w:pPr>
+    </w:p>
+    <w:p>
+      <w:pPr>
+        <w:spacing w:before="0" w:after="0"/>
+      </w:pPr>
+    </w:p>
+    <w:p>
+      <w:pPr>
+        <w:spacing w:before="0" w:after="0"/>
+      </w:pPr>
+    </w:p>
+    <w:p>
+      <w:pPr>
+        <w:spacing w:before="0" w:after="0"/>
+      </w:pPr>
+    </w:p>
+    <w:p>
+      <w:pPr>
+        <w:spacing w:before="0" w:after="0"/>
+      </w:pPr>
+    </w:p>
+    <w:p>
+      <w:pPr>
+        <w:spacing w:before="0" w:after="0"/>
+      </w:pPr>
+    </w:p>
+    <w:p>
+      <w:pPr>
+        <w:spacing w:before="0" w:after="0"/>
+      </w:pPr>
+    </w:p>
+    <w:p>
+      <w:pPr>
+        <w:spacing w:before="0" w:after="0"/>
+      </w:pPr>
+    </w:p>
     <w:bookmarkEnd w:id="15"/>
     <w:bookmarkStart w:id="19" w:name="第-7-题"/>
     <w:p>
@@ -3104,7 +3433,7 @@
         </w:rPr>
         <w:drawing>
           <wp:inline>
-            <wp:extent cx="3240000" cy="4584609"/>
+            <wp:extent cx="3117090" cy="4584609"/>
             <wp:effectExtent b="0" l="0" r="0" t="0"/>
             <wp:docPr descr="" title="" id="17" name="Picture"/>
             <a:graphic>
@@ -3125,7 +3454,7 @@
                   <pic:spPr bwMode="auto">
                     <a:xfrm>
                       <a:off x="0" y="0"/>
-                      <a:ext cx="3240000" cy="4584609"/>
+                      <a:ext cx="3117090" cy="4584609"/>
                     </a:xfrm>
                     <a:prstGeom prst="rect">
                       <a:avLst/>
@@ -3147,10 +3476,6 @@
     <w:p>
       <w:pPr>
         <w:pStyle w:val="Compact"/>
-        <w:numPr>
-          <w:ilvl w:val="0"/>
-          <w:numId w:val="1004"/>
-        </w:numPr>
       </w:pPr>
       <w:r>
         <w:rPr>
@@ -3181,10 +3506,6 @@
     <w:p>
       <w:pPr>
         <w:pStyle w:val="Compact"/>
-        <w:numPr>
-          <w:ilvl w:val="0"/>
-          <w:numId w:val="1004"/>
-        </w:numPr>
       </w:pPr>
       <w:r>
         <w:rPr>
@@ -3227,10 +3548,6 @@
     <w:p>
       <w:pPr>
         <w:pStyle w:val="Compact"/>
-        <w:numPr>
-          <w:ilvl w:val="0"/>
-          <w:numId w:val="1004"/>
-        </w:numPr>
       </w:pPr>
       <w:r>
         <w:rPr>
@@ -3260,10 +3577,6 @@
     <w:p>
       <w:pPr>
         <w:pStyle w:val="Compact"/>
-        <w:numPr>
-          <w:ilvl w:val="0"/>
-          <w:numId w:val="1004"/>
-        </w:numPr>
       </w:pPr>
       <w:r>
         <w:rPr>
@@ -3289,6 +3602,16 @@
         </w:rPr>
         <w:t>证明苯与溴发生了自由基反应</w:t>
       </w:r>
+    </w:p>
+    <w:p>
+      <w:pPr>
+        <w:spacing w:before="0" w:after="0"/>
+      </w:pPr>
+    </w:p>
+    <w:p>
+      <w:pPr>
+        <w:spacing w:before="0" w:after="0"/>
+      </w:pPr>
     </w:p>
     <w:bookmarkEnd w:id="19"/>
     <w:bookmarkStart w:id="23" w:name="第-8-题"/>
@@ -3569,7 +3892,7 @@
         </w:rPr>
         <w:drawing>
           <wp:inline>
-            <wp:extent cx="3240000" cy="4584609"/>
+            <wp:extent cx="3087368" cy="4584609"/>
             <wp:effectExtent b="0" l="0" r="0" t="0"/>
             <wp:docPr descr="" title="" id="21" name="Picture"/>
             <a:graphic>
@@ -3590,7 +3913,7 @@
                   <pic:spPr bwMode="auto">
                     <a:xfrm>
                       <a:off x="0" y="0"/>
-                      <a:ext cx="3240000" cy="4584609"/>
+                      <a:ext cx="3087368" cy="4584609"/>
                     </a:xfrm>
                     <a:prstGeom prst="rect">
                       <a:avLst/>
@@ -3612,6 +3935,8 @@
     <w:p>
       <w:pPr>
         <w:pStyle w:val="FirstParagraph"/>
+        <w:ind w:left="480" w:hanging="480"/>
+        <w:spacing w:after="0"/>
       </w:pPr>
       <w:r>
         <w:rPr>
@@ -3629,7 +3954,20 @@
         <w:rPr>
           <w:rFonts w:ascii="Times New Roman" w:hAnsi="Times New Roman" w:eastAsia="Times New Roman" w:cs="Times New Roman"/>
         </w:rPr>
-        <w:t xml:space="preserve">- A. </w:t>
+        <w:t xml:space="preserve">- </w:t>
+      </w:r>
+    </w:p>
+    <w:p>
+      <w:pPr>
+        <w:pStyle w:val="FirstParagraph"/>
+        <w:ind w:left="480" w:hanging="480"/>
+        <w:spacing w:before="0" w:after="0"/>
+      </w:pPr>
+      <w:r>
+        <w:rPr>
+          <w:rFonts w:ascii="Times New Roman" w:hAnsi="Times New Roman" w:eastAsia="Times New Roman" w:cs="Times New Roman"/>
+        </w:rPr>
+        <w:t xml:space="preserve">A. </w:t>
       </w:r>
       <w:r>
         <w:rPr>
@@ -3671,7 +4009,20 @@
         <w:rPr>
           <w:rFonts w:ascii="Times New Roman" w:hAnsi="Times New Roman" w:eastAsia="Times New Roman" w:cs="Times New Roman"/>
         </w:rPr>
-        <w:t xml:space="preserve">- B. </w:t>
+        <w:t xml:space="preserve">- </w:t>
+      </w:r>
+    </w:p>
+    <w:p>
+      <w:pPr>
+        <w:pStyle w:val="FirstParagraph"/>
+        <w:ind w:left="480" w:hanging="480"/>
+        <w:spacing w:before="0" w:after="0"/>
+      </w:pPr>
+      <w:r>
+        <w:rPr>
+          <w:rFonts w:ascii="Times New Roman" w:hAnsi="Times New Roman" w:eastAsia="Times New Roman" w:cs="Times New Roman"/>
+        </w:rPr>
+        <w:t xml:space="preserve">B. </w:t>
       </w:r>
       <w:r>
         <w:rPr>
@@ -3713,7 +4064,20 @@
         <w:rPr>
           <w:rFonts w:ascii="Times New Roman" w:hAnsi="Times New Roman" w:eastAsia="Times New Roman" w:cs="Times New Roman"/>
         </w:rPr>
-        <w:t xml:space="preserve">- C. </w:t>
+        <w:t xml:space="preserve">- </w:t>
+      </w:r>
+    </w:p>
+    <w:p>
+      <w:pPr>
+        <w:pStyle w:val="FirstParagraph"/>
+        <w:ind w:left="480" w:hanging="480"/>
+        <w:spacing w:before="0" w:after="0"/>
+      </w:pPr>
+      <w:r>
+        <w:rPr>
+          <w:rFonts w:ascii="Times New Roman" w:hAnsi="Times New Roman" w:eastAsia="Times New Roman" w:cs="Times New Roman"/>
+        </w:rPr>
+        <w:t xml:space="preserve">C. </w:t>
       </w:r>
       <w:r>
         <w:rPr>
@@ -3869,7 +4233,20 @@
         <w:rPr>
           <w:rFonts w:ascii="Times New Roman" w:hAnsi="Times New Roman" w:eastAsia="Times New Roman" w:cs="Times New Roman"/>
         </w:rPr>
-        <w:t xml:space="preserve">- D. </w:t>
+        <w:t xml:space="preserve">- </w:t>
+      </w:r>
+    </w:p>
+    <w:p>
+      <w:pPr>
+        <w:pStyle w:val="FirstParagraph"/>
+        <w:ind w:left="480" w:hanging="480"/>
+        <w:spacing w:before="0" w:after="180"/>
+      </w:pPr>
+      <w:r>
+        <w:rPr>
+          <w:rFonts w:ascii="Times New Roman" w:hAnsi="Times New Roman" w:eastAsia="Times New Roman" w:cs="Times New Roman"/>
+        </w:rPr>
+        <w:t xml:space="preserve">D. </w:t>
       </w:r>
       <w:r>
         <w:rPr>
@@ -3877,6 +4254,16 @@
         </w:rPr>
         <w:t xml:space="preserve">高铁酸钾受热分解可放出氧气</w:t>
       </w:r>
+    </w:p>
+    <w:p>
+      <w:pPr>
+        <w:spacing w:before="0" w:after="0"/>
+      </w:pPr>
+    </w:p>
+    <w:p>
+      <w:pPr>
+        <w:spacing w:before="0" w:after="0"/>
+      </w:pPr>
     </w:p>
     <w:bookmarkEnd w:id="23"/>
     <w:bookmarkStart w:id="25" w:name="第-9-题"/>
@@ -4027,6 +4414,21 @@
         </w:rPr>
         <w:t>）</w:t>
       </w:r>
+    </w:p>
+    <w:p>
+      <w:pPr>
+        <w:spacing w:before="0" w:after="0"/>
+      </w:pPr>
+    </w:p>
+    <w:p>
+      <w:pPr>
+        <w:spacing w:before="0" w:after="0"/>
+      </w:pPr>
+    </w:p>
+    <w:p>
+      <w:pPr>
+        <w:spacing w:before="0" w:after="0"/>
+      </w:pPr>
     </w:p>
     <w:bookmarkStart w:id="24" w:name="两性物质ph最简公式适用条件"/>
     <w:p>
@@ -4267,6 +4669,31 @@
         <w:t>？</w:t>
       </w:r>
     </w:p>
+    <w:p>
+      <w:pPr>
+        <w:spacing w:before="0" w:after="0"/>
+      </w:pPr>
+    </w:p>
+    <w:p>
+      <w:pPr>
+        <w:spacing w:before="0" w:after="0"/>
+      </w:pPr>
+    </w:p>
+    <w:p>
+      <w:pPr>
+        <w:spacing w:before="0" w:after="0"/>
+      </w:pPr>
+    </w:p>
+    <w:p>
+      <w:pPr>
+        <w:spacing w:before="0" w:after="0"/>
+      </w:pPr>
+    </w:p>
+    <w:p>
+      <w:pPr>
+        <w:spacing w:before="0" w:after="0"/>
+      </w:pPr>
+    </w:p>
     <w:bookmarkEnd w:id="24"/>
     <w:bookmarkEnd w:id="25"/>
     <w:bookmarkStart w:id="27" w:name="第-10-题"/>
@@ -4418,6 +4845,31 @@
         <w:t>）</w:t>
       </w:r>
     </w:p>
+    <w:p>
+      <w:pPr>
+        <w:spacing w:before="0" w:after="0"/>
+      </w:pPr>
+    </w:p>
+    <w:p>
+      <w:pPr>
+        <w:spacing w:before="0" w:after="0"/>
+      </w:pPr>
+    </w:p>
+    <w:p>
+      <w:pPr>
+        <w:spacing w:before="0" w:after="0"/>
+      </w:pPr>
+    </w:p>
+    <w:p>
+      <w:pPr>
+        <w:spacing w:before="0" w:after="0"/>
+      </w:pPr>
+    </w:p>
+    <w:p>
+      <w:pPr>
+        <w:spacing w:before="0" w:after="0"/>
+      </w:pPr>
+    </w:p>
     <w:bookmarkStart w:id="26" w:name="质量相同气体分压比较"/>
     <w:p>
       <w:pPr>
@@ -4440,6 +4892,8 @@
     <w:p>
       <w:pPr>
         <w:pStyle w:val="FirstParagraph"/>
+        <w:ind w:left="480" w:hanging="480"/>
+        <w:spacing w:after="0"/>
       </w:pPr>
       <w:r>
         <w:rPr>
@@ -4471,6 +4925,13 @@
         </w:rPr>
         <w:t xml:space="preserve"> </w:t>
       </w:r>
+    </w:p>
+    <w:p>
+      <w:pPr>
+        <w:pStyle w:val="FirstParagraph"/>
+        <w:ind w:left="480" w:hanging="480"/>
+        <w:spacing w:before="0" w:after="0"/>
+      </w:pPr>
       <w:r>
         <w:rPr>
           <w:rFonts w:ascii="Times New Roman" w:hAnsi="Times New Roman" w:eastAsia="Times New Roman" w:cs="Times New Roman"/>
@@ -4503,6 +4964,13 @@
         </w:rPr>
         <w:t xml:space="preserve"> </w:t>
       </w:r>
+    </w:p>
+    <w:p>
+      <w:pPr>
+        <w:pStyle w:val="FirstParagraph"/>
+        <w:ind w:left="480" w:hanging="480"/>
+        <w:spacing w:before="0" w:after="0"/>
+      </w:pPr>
       <w:r>
         <w:rPr>
           <w:rFonts w:ascii="Times New Roman" w:hAnsi="Times New Roman" w:eastAsia="Times New Roman" w:cs="Times New Roman"/>
@@ -4535,6 +5003,13 @@
         </w:rPr>
         <w:t xml:space="preserve"> </w:t>
       </w:r>
+    </w:p>
+    <w:p>
+      <w:pPr>
+        <w:pStyle w:val="FirstParagraph"/>
+        <w:ind w:left="480" w:hanging="480"/>
+        <w:spacing w:before="0" w:after="0"/>
+      </w:pPr>
       <w:r>
         <w:rPr>
           <w:rFonts w:ascii="Times New Roman" w:hAnsi="Times New Roman" w:eastAsia="Times New Roman" w:cs="Times New Roman"/>
@@ -4567,6 +5042,13 @@
         </w:rPr>
         <w:t xml:space="preserve"> </w:t>
       </w:r>
+    </w:p>
+    <w:p>
+      <w:pPr>
+        <w:pStyle w:val="FirstParagraph"/>
+        <w:ind w:left="480" w:hanging="480"/>
+        <w:spacing w:before="0" w:after="180"/>
+      </w:pPr>
       <w:r>
         <w:rPr>
           <w:rFonts w:ascii="Times New Roman" w:hAnsi="Times New Roman" w:eastAsia="Times New Roman" w:cs="Times New Roman"/>
@@ -4597,6 +5079,16 @@
         </m:sSub>
       </m:oMath>
     </w:p>
+    <w:p>
+      <w:pPr>
+        <w:spacing w:before="0" w:after="0"/>
+      </w:pPr>
+    </w:p>
+    <w:p>
+      <w:pPr>
+        <w:spacing w:before="0" w:after="0"/>
+      </w:pPr>
+    </w:p>
     <w:bookmarkEnd w:id="26"/>
     <w:bookmarkEnd w:id="27"/>
     <w:bookmarkStart w:id="28" w:name="第-11-题"/>
@@ -4832,6 +5324,31 @@
         <w:t>。</w:t>
       </w:r>
     </w:p>
+    <w:p>
+      <w:pPr>
+        <w:spacing w:before="0" w:after="0"/>
+      </w:pPr>
+    </w:p>
+    <w:p>
+      <w:pPr>
+        <w:spacing w:before="0" w:after="0"/>
+      </w:pPr>
+    </w:p>
+    <w:p>
+      <w:pPr>
+        <w:spacing w:before="0" w:after="0"/>
+      </w:pPr>
+    </w:p>
+    <w:p>
+      <w:pPr>
+        <w:spacing w:before="0" w:after="0"/>
+      </w:pPr>
+    </w:p>
+    <w:p>
+      <w:pPr>
+        <w:spacing w:before="0" w:after="0"/>
+      </w:pPr>
+    </w:p>
     <w:bookmarkEnd w:id="28"/>
     <w:bookmarkStart w:id="29" w:name="第-12-题"/>
     <w:p>
@@ -4891,199 +5408,6 @@
           <w:rFonts w:hint="eastAsia" w:ascii="Times New Roman" w:hAnsi="Times New Roman" w:eastAsia="FangSong" w:cs="Times New Roman"/>
         </w:rPr>
         <w:t>届初赛</w:t>
-      </w:r>
-    </w:p>
-    <w:p>
-      <w:pPr>
-        <w:pStyle w:val="BlockText"/>
-      </w:pPr>
-      <w:r>
-        <w:rPr>
-          <w:rFonts w:hint="eastAsia" w:ascii="Times New Roman" w:hAnsi="Times New Roman" w:eastAsia="FangSong" w:cs="Times New Roman"/>
-          <w:b/>
-          <w:bCs/>
-        </w:rPr>
-        <w:t xml:space="preserve">小问关联</w:t>
-      </w:r>
-      <w:r>
-        <w:rPr>
-          <w:rFonts w:hint="eastAsia" w:ascii="Times New Roman" w:hAnsi="Times New Roman" w:eastAsia="Times New Roman" w:cs="Times New Roman"/>
-        </w:rPr>
-        <w:t>：</w:t>
-      </w:r>
-      <w:r>
-        <w:rPr>
-          <w:rFonts w:hint="eastAsia" w:ascii="Times New Roman" w:hAnsi="Times New Roman" w:eastAsia="FangSong" w:cs="Times New Roman"/>
-        </w:rPr>
-        <w:t>本文件为第</w:t>
-      </w:r>
-      <w:r>
-        <w:rPr>
-          <w:rFonts w:ascii="Times New Roman" w:hAnsi="Times New Roman" w:eastAsia="Times New Roman" w:cs="Times New Roman"/>
-        </w:rPr>
-        <w:t xml:space="preserve"> 1 </w:t>
-      </w:r>
-      <w:r>
-        <w:rPr>
-          <w:rFonts w:hint="eastAsia" w:ascii="Times New Roman" w:hAnsi="Times New Roman" w:eastAsia="FangSong" w:cs="Times New Roman"/>
-        </w:rPr>
-        <w:t>题第</w:t>
-      </w:r>
-      <w:r>
-        <w:rPr>
-          <w:rFonts w:hint="eastAsia" w:ascii="Times New Roman" w:hAnsi="Times New Roman" w:eastAsia="Times New Roman" w:cs="Times New Roman"/>
-        </w:rPr>
-        <w:t>(1)</w:t>
-      </w:r>
-      <w:r>
-        <w:rPr>
-          <w:rFonts w:hint="eastAsia" w:ascii="Times New Roman" w:hAnsi="Times New Roman" w:eastAsia="FangSong" w:cs="Times New Roman"/>
-        </w:rPr>
-        <w:t>小问</w:t>
-      </w:r>
-      <w:r>
-        <w:rPr>
-          <w:rFonts w:hint="eastAsia" w:ascii="Times New Roman" w:hAnsi="Times New Roman" w:eastAsia="Times New Roman" w:cs="Times New Roman"/>
-        </w:rPr>
-        <w:t>；</w:t>
-      </w:r>
-      <w:r>
-        <w:rPr>
-          <w:rFonts w:hint="eastAsia" w:ascii="Times New Roman" w:hAnsi="Times New Roman" w:eastAsia="FangSong" w:cs="Times New Roman"/>
-        </w:rPr>
-        <w:t>第</w:t>
-      </w:r>
-      <w:r>
-        <w:rPr>
-          <w:rFonts w:hint="eastAsia" w:ascii="Times New Roman" w:hAnsi="Times New Roman" w:eastAsia="Times New Roman" w:cs="Times New Roman"/>
-        </w:rPr>
-        <w:t>(2)</w:t>
-      </w:r>
-      <w:r>
-        <w:rPr>
-          <w:rFonts w:hint="eastAsia" w:ascii="Times New Roman" w:hAnsi="Times New Roman" w:eastAsia="FangSong" w:cs="Times New Roman"/>
-        </w:rPr>
-        <w:t>小问见</w:t>
-      </w:r>
-      <w:r>
-        <w:rPr>
-          <w:rFonts w:ascii="Times New Roman" w:hAnsi="Times New Roman" w:eastAsia="Times New Roman" w:cs="Times New Roman"/>
-        </w:rPr>
-        <w:t xml:space="preserve"> </w:t>
-      </w:r>
-      <w:r>
-        <w:rPr>
-          <w:rFonts w:hint="eastAsia" w:ascii="Times New Roman" w:hAnsi="Times New Roman" w:eastAsia="FangSong" w:cs="Times New Roman"/>
-        </w:rPr>
-        <w:t>题</w:t>
-      </w:r>
-      <w:r>
-        <w:rPr>
-          <w:rFonts w:hint="eastAsia" w:ascii="Times New Roman" w:hAnsi="Times New Roman" w:eastAsia="Times New Roman" w:cs="Times New Roman"/>
-        </w:rPr>
-        <w:t>-035-1-GaAs</w:t>
-      </w:r>
-      <w:r>
-        <w:rPr>
-          <w:rFonts w:hint="eastAsia" w:ascii="Times New Roman" w:hAnsi="Times New Roman" w:eastAsia="FangSong" w:cs="Times New Roman"/>
-        </w:rPr>
-        <w:t>气相外延制备</w:t>
-      </w:r>
-      <w:r>
-        <w:rPr>
-          <w:rFonts w:hint="eastAsia" w:ascii="Times New Roman" w:hAnsi="Times New Roman" w:eastAsia="Times New Roman" w:cs="Times New Roman"/>
-        </w:rPr>
-        <w:t>；</w:t>
-      </w:r>
-      <w:r>
-        <w:rPr>
-          <w:rFonts w:hint="eastAsia" w:ascii="Times New Roman" w:hAnsi="Times New Roman" w:eastAsia="FangSong" w:cs="Times New Roman"/>
-        </w:rPr>
-        <w:t>第</w:t>
-      </w:r>
-      <w:r>
-        <w:rPr>
-          <w:rFonts w:hint="eastAsia" w:ascii="Times New Roman" w:hAnsi="Times New Roman" w:eastAsia="Times New Roman" w:cs="Times New Roman"/>
-        </w:rPr>
-        <w:t>(3)</w:t>
-      </w:r>
-      <w:r>
-        <w:rPr>
-          <w:rFonts w:hint="eastAsia" w:ascii="Times New Roman" w:hAnsi="Times New Roman" w:eastAsia="FangSong" w:cs="Times New Roman"/>
-        </w:rPr>
-        <w:t>小问见</w:t>
-      </w:r>
-      <w:r>
-        <w:rPr>
-          <w:rFonts w:ascii="Times New Roman" w:hAnsi="Times New Roman" w:eastAsia="Times New Roman" w:cs="Times New Roman"/>
-        </w:rPr>
-        <w:t xml:space="preserve"> </w:t>
-      </w:r>
-      <w:r>
-        <w:rPr>
-          <w:rFonts w:hint="eastAsia" w:ascii="Times New Roman" w:hAnsi="Times New Roman" w:eastAsia="FangSong" w:cs="Times New Roman"/>
-        </w:rPr>
-        <w:t>题</w:t>
-      </w:r>
-      <w:r>
-        <w:rPr>
-          <w:rFonts w:hint="eastAsia" w:ascii="Times New Roman" w:hAnsi="Times New Roman" w:eastAsia="Times New Roman" w:cs="Times New Roman"/>
-        </w:rPr>
-        <w:t>-035-1-GaAs</w:t>
-      </w:r>
-      <w:r>
-        <w:rPr>
-          <w:rFonts w:hint="eastAsia" w:ascii="Times New Roman" w:hAnsi="Times New Roman" w:eastAsia="FangSong" w:cs="Times New Roman"/>
-        </w:rPr>
-        <w:t>气相外延制备</w:t>
-      </w:r>
-      <w:r>
-        <w:rPr>
-          <w:rFonts w:hint="eastAsia" w:ascii="Times New Roman" w:hAnsi="Times New Roman" w:eastAsia="Times New Roman" w:cs="Times New Roman"/>
-        </w:rPr>
-        <w:t>；</w:t>
-      </w:r>
-      <w:r>
-        <w:rPr>
-          <w:rFonts w:hint="eastAsia" w:ascii="Times New Roman" w:hAnsi="Times New Roman" w:eastAsia="FangSong" w:cs="Times New Roman"/>
-        </w:rPr>
-        <w:t>第</w:t>
-      </w:r>
-      <w:r>
-        <w:rPr>
-          <w:rFonts w:hint="eastAsia" w:ascii="Times New Roman" w:hAnsi="Times New Roman" w:eastAsia="Times New Roman" w:cs="Times New Roman"/>
-        </w:rPr>
-        <w:t>(4)</w:t>
-      </w:r>
-      <w:r>
-        <w:rPr>
-          <w:rFonts w:hint="eastAsia" w:ascii="Times New Roman" w:hAnsi="Times New Roman" w:eastAsia="FangSong" w:cs="Times New Roman"/>
-        </w:rPr>
-        <w:t>小问见</w:t>
-      </w:r>
-      <w:r>
-        <w:rPr>
-          <w:rFonts w:ascii="Times New Roman" w:hAnsi="Times New Roman" w:eastAsia="Times New Roman" w:cs="Times New Roman"/>
-        </w:rPr>
-        <w:t xml:space="preserve"> </w:t>
-      </w:r>
-      <w:r>
-        <w:rPr>
-          <w:rFonts w:hint="eastAsia" w:ascii="Times New Roman" w:hAnsi="Times New Roman" w:eastAsia="FangSong" w:cs="Times New Roman"/>
-        </w:rPr>
-        <w:t>题</w:t>
-      </w:r>
-      <w:r>
-        <w:rPr>
-          <w:rFonts w:hint="eastAsia" w:ascii="Times New Roman" w:hAnsi="Times New Roman" w:eastAsia="Times New Roman" w:cs="Times New Roman"/>
-        </w:rPr>
-        <w:t>-035-1-GaAs</w:t>
-      </w:r>
-      <w:r>
-        <w:rPr>
-          <w:rFonts w:hint="eastAsia" w:ascii="Times New Roman" w:hAnsi="Times New Roman" w:eastAsia="FangSong" w:cs="Times New Roman"/>
-        </w:rPr>
-        <w:t>气相外延制备</w:t>
       </w:r>
     </w:p>
     <w:p>
@@ -5936,6 +6260,46 @@
         <w:t>。</w:t>
       </w:r>
     </w:p>
+    <w:p>
+      <w:pPr>
+        <w:spacing w:before="0" w:after="0"/>
+      </w:pPr>
+    </w:p>
+    <w:p>
+      <w:pPr>
+        <w:spacing w:before="0" w:after="0"/>
+      </w:pPr>
+    </w:p>
+    <w:p>
+      <w:pPr>
+        <w:spacing w:before="0" w:after="0"/>
+      </w:pPr>
+    </w:p>
+    <w:p>
+      <w:pPr>
+        <w:spacing w:before="0" w:after="0"/>
+      </w:pPr>
+    </w:p>
+    <w:p>
+      <w:pPr>
+        <w:spacing w:before="0" w:after="0"/>
+      </w:pPr>
+    </w:p>
+    <w:p>
+      <w:pPr>
+        <w:spacing w:before="0" w:after="0"/>
+      </w:pPr>
+    </w:p>
+    <w:p>
+      <w:pPr>
+        <w:spacing w:before="0" w:after="0"/>
+      </w:pPr>
+    </w:p>
+    <w:p>
+      <w:pPr>
+        <w:spacing w:before="0" w:after="0"/>
+      </w:pPr>
+    </w:p>
     <w:bookmarkEnd w:id="29"/>
     <w:bookmarkStart w:id="30" w:name="第-13-题"/>
     <w:p>
@@ -6312,6 +6676,31 @@
         </w:rPr>
         <w:t>。</w:t>
       </w:r>
+    </w:p>
+    <w:p>
+      <w:pPr>
+        <w:spacing w:before="0" w:after="0"/>
+      </w:pPr>
+    </w:p>
+    <w:p>
+      <w:pPr>
+        <w:spacing w:before="0" w:after="0"/>
+      </w:pPr>
+    </w:p>
+    <w:p>
+      <w:pPr>
+        <w:spacing w:before="0" w:after="0"/>
+      </w:pPr>
+    </w:p>
+    <w:p>
+      <w:pPr>
+        <w:spacing w:before="0" w:after="0"/>
+      </w:pPr>
+    </w:p>
+    <w:p>
+      <w:pPr>
+        <w:spacing w:before="0" w:after="0"/>
+      </w:pPr>
     </w:p>
     <w:bookmarkEnd w:id="30"/>
     <w:bookmarkStart w:id="31" w:name="第-14-题"/>
@@ -8270,6 +8659,46 @@
         <w:t>。</w:t>
       </w:r>
     </w:p>
+    <w:p>
+      <w:pPr>
+        <w:spacing w:before="0" w:after="0"/>
+      </w:pPr>
+    </w:p>
+    <w:p>
+      <w:pPr>
+        <w:spacing w:before="0" w:after="0"/>
+      </w:pPr>
+    </w:p>
+    <w:p>
+      <w:pPr>
+        <w:spacing w:before="0" w:after="0"/>
+      </w:pPr>
+    </w:p>
+    <w:p>
+      <w:pPr>
+        <w:spacing w:before="0" w:after="0"/>
+      </w:pPr>
+    </w:p>
+    <w:p>
+      <w:pPr>
+        <w:spacing w:before="0" w:after="0"/>
+      </w:pPr>
+    </w:p>
+    <w:p>
+      <w:pPr>
+        <w:spacing w:before="0" w:after="0"/>
+      </w:pPr>
+    </w:p>
+    <w:p>
+      <w:pPr>
+        <w:spacing w:before="0" w:after="0"/>
+      </w:pPr>
+    </w:p>
+    <w:p>
+      <w:pPr>
+        <w:spacing w:before="0" w:after="0"/>
+      </w:pPr>
+    </w:p>
     <w:bookmarkEnd w:id="31"/>
     <w:bookmarkStart w:id="32" w:name="第-15-题"/>
     <w:p>
@@ -8612,6 +9041,31 @@
         </w:rPr>
         <w:t>。</w:t>
       </w:r>
+    </w:p>
+    <w:p>
+      <w:pPr>
+        <w:spacing w:before="0" w:after="0"/>
+      </w:pPr>
+    </w:p>
+    <w:p>
+      <w:pPr>
+        <w:spacing w:before="0" w:after="0"/>
+      </w:pPr>
+    </w:p>
+    <w:p>
+      <w:pPr>
+        <w:spacing w:before="0" w:after="0"/>
+      </w:pPr>
+    </w:p>
+    <w:p>
+      <w:pPr>
+        <w:spacing w:before="0" w:after="0"/>
+      </w:pPr>
+    </w:p>
+    <w:p>
+      <w:pPr>
+        <w:spacing w:before="0" w:after="0"/>
+      </w:pPr>
     </w:p>
     <w:bookmarkEnd w:id="32"/>
     <w:bookmarkStart w:id="33" w:name="第-16-题"/>
@@ -9063,6 +9517,31 @@
         <w:t xml:space="preserve">习题</w:t>
       </w:r>
     </w:p>
+    <w:p>
+      <w:pPr>
+        <w:spacing w:before="0" w:after="0"/>
+      </w:pPr>
+    </w:p>
+    <w:p>
+      <w:pPr>
+        <w:spacing w:before="0" w:after="0"/>
+      </w:pPr>
+    </w:p>
+    <w:p>
+      <w:pPr>
+        <w:spacing w:before="0" w:after="0"/>
+      </w:pPr>
+    </w:p>
+    <w:p>
+      <w:pPr>
+        <w:spacing w:before="0" w:after="0"/>
+      </w:pPr>
+    </w:p>
+    <w:p>
+      <w:pPr>
+        <w:spacing w:before="0" w:after="0"/>
+      </w:pPr>
+    </w:p>
     <w:bookmarkEnd w:id="33"/>
     <w:bookmarkStart w:id="34" w:name="第-17-题"/>
     <w:p>
@@ -9201,6 +9680,31 @@
         </w:rPr>
         <w:t>。</w:t>
       </w:r>
+    </w:p>
+    <w:p>
+      <w:pPr>
+        <w:spacing w:before="0" w:after="0"/>
+      </w:pPr>
+    </w:p>
+    <w:p>
+      <w:pPr>
+        <w:spacing w:before="0" w:after="0"/>
+      </w:pPr>
+    </w:p>
+    <w:p>
+      <w:pPr>
+        <w:spacing w:before="0" w:after="0"/>
+      </w:pPr>
+    </w:p>
+    <w:p>
+      <w:pPr>
+        <w:spacing w:before="0" w:after="0"/>
+      </w:pPr>
+    </w:p>
+    <w:p>
+      <w:pPr>
+        <w:spacing w:before="0" w:after="0"/>
+      </w:pPr>
     </w:p>
     <w:bookmarkEnd w:id="34"/>
     <w:bookmarkStart w:id="35" w:name="第-18-题"/>
@@ -9514,6 +10018,31 @@
         <w:t>。</w:t>
       </w:r>
     </w:p>
+    <w:p>
+      <w:pPr>
+        <w:spacing w:before="0" w:after="0"/>
+      </w:pPr>
+    </w:p>
+    <w:p>
+      <w:pPr>
+        <w:spacing w:before="0" w:after="0"/>
+      </w:pPr>
+    </w:p>
+    <w:p>
+      <w:pPr>
+        <w:spacing w:before="0" w:after="0"/>
+      </w:pPr>
+    </w:p>
+    <w:p>
+      <w:pPr>
+        <w:spacing w:before="0" w:after="0"/>
+      </w:pPr>
+    </w:p>
+    <w:p>
+      <w:pPr>
+        <w:spacing w:before="0" w:after="0"/>
+      </w:pPr>
+    </w:p>
     <w:bookmarkEnd w:id="35"/>
     <w:bookmarkStart w:id="36" w:name="第-19-题"/>
     <w:p>
@@ -9830,6 +10359,31 @@
         </w:rPr>
         <w:t>。</w:t>
       </w:r>
+    </w:p>
+    <w:p>
+      <w:pPr>
+        <w:spacing w:before="0" w:after="0"/>
+      </w:pPr>
+    </w:p>
+    <w:p>
+      <w:pPr>
+        <w:spacing w:before="0" w:after="0"/>
+      </w:pPr>
+    </w:p>
+    <w:p>
+      <w:pPr>
+        <w:spacing w:before="0" w:after="0"/>
+      </w:pPr>
+    </w:p>
+    <w:p>
+      <w:pPr>
+        <w:spacing w:before="0" w:after="0"/>
+      </w:pPr>
+    </w:p>
+    <w:p>
+      <w:pPr>
+        <w:spacing w:before="0" w:after="0"/>
+      </w:pPr>
     </w:p>
     <w:bookmarkEnd w:id="36"/>
     <w:bookmarkStart w:id="37" w:name="第-20-题"/>
@@ -10331,6 +10885,31 @@
         </w:rPr>
         <w:t xml:space="preserve">。</w:t>
       </w:r>
+    </w:p>
+    <w:p>
+      <w:pPr>
+        <w:spacing w:before="0" w:after="0"/>
+      </w:pPr>
+    </w:p>
+    <w:p>
+      <w:pPr>
+        <w:spacing w:before="0" w:after="0"/>
+      </w:pPr>
+    </w:p>
+    <w:p>
+      <w:pPr>
+        <w:spacing w:before="0" w:after="0"/>
+      </w:pPr>
+    </w:p>
+    <w:p>
+      <w:pPr>
+        <w:spacing w:before="0" w:after="0"/>
+      </w:pPr>
+    </w:p>
+    <w:p>
+      <w:pPr>
+        <w:spacing w:before="0" w:after="0"/>
+      </w:pPr>
     </w:p>
     <w:p>
       <w:pPr>

--- a/00-首页/题组Word/第二轮习题集/第二轮习题集-元素与分析二-学生版.docx
+++ b/00-首页/题组Word/第二轮习题集/第二轮习题集-元素与分析二-学生版.docx
@@ -1359,7 +1359,7 @@
         <m:sSubSup>
           <m:e>
             <m:r>
-              <m:t>​</m:t>
+              <m:t xml:space="preserve"> </m:t>
             </m:r>
           </m:e>
           <m:sub>
@@ -1442,7 +1442,7 @@
             <m:sSup>
               <m:e>
                 <m:r>
-                  <m:t>​</m:t>
+                  <m:t xml:space="preserve"> </m:t>
                 </m:r>
               </m:e>
               <m:sup>
@@ -1508,7 +1508,7 @@
             <m:sSup>
               <m:e>
                 <m:r>
-                  <m:t>​</m:t>
+                  <m:t xml:space="preserve"> </m:t>
                 </m:r>
               </m:e>
               <m:sup>
@@ -7210,7 +7210,7 @@
           </m:accPr>
           <m:e>
             <m:r>
-              <m:t>​</m:t>
+              <m:t xml:space="preserve"> </m:t>
             </m:r>
           </m:e>
         </m:acc>
@@ -7222,7 +7222,7 @@
           </m:e>
           <m:sub>
             <m:r>
-              <m:t>​</m:t>
+              <m:t xml:space="preserve"> </m:t>
             </m:r>
           </m:sub>
         </m:sSub>

--- a/00-首页/题组Word/第二轮习题集/第二轮习题集-元素与分析二-学生版.docx
+++ b/00-首页/题组Word/第二轮习题集/第二轮习题集-元素与分析二-学生版.docx
@@ -1719,8 +1719,8 @@
     <w:p>
       <w:pPr>
         <w:pStyle w:val="BodyText"/>
+        <w:spacing w:before="0" w:after="0"/>
         <w:ind w:left="480" w:hanging="480"/>
-        <w:spacing w:after="0"/>
       </w:pPr>
       <w:r>
         <w:rPr>
@@ -1816,8 +1816,8 @@
     <w:p>
       <w:pPr>
         <w:pStyle w:val="BodyText"/>
+        <w:spacing w:before="0" w:after="0"/>
         <w:ind w:left="480" w:hanging="480"/>
-        <w:spacing w:before="0" w:after="0"/>
       </w:pPr>
       <w:r>
         <w:rPr>
@@ -1880,8 +1880,8 @@
     <w:p>
       <w:pPr>
         <w:pStyle w:val="BodyText"/>
+        <w:spacing w:before="0" w:after="0"/>
         <w:ind w:left="480" w:hanging="480"/>
-        <w:spacing w:before="0" w:after="0"/>
       </w:pPr>
       <w:r>
         <w:rPr>
@@ -1969,8 +1969,8 @@
     <w:p>
       <w:pPr>
         <w:pStyle w:val="BodyText"/>
+        <w:spacing w:before="0" w:after="0"/>
         <w:ind w:left="480" w:hanging="480"/>
-        <w:spacing w:before="0" w:after="0"/>
       </w:pPr>
       <w:r>
         <w:rPr>
@@ -2033,8 +2033,8 @@
     <w:p>
       <w:pPr>
         <w:pStyle w:val="BodyText"/>
+        <w:spacing w:before="0" w:after="0"/>
         <w:ind w:left="480" w:hanging="480"/>
-        <w:spacing w:before="0" w:after="180"/>
       </w:pPr>
       <w:r>
         <w:rPr>
@@ -2175,8 +2175,8 @@
     <w:p>
       <w:pPr>
         <w:pStyle w:val="FirstParagraph"/>
+        <w:spacing w:before="0" w:after="0"/>
         <w:ind w:left="480" w:hanging="480"/>
-        <w:spacing w:after="0"/>
       </w:pPr>
       <w:r>
         <w:rPr>
@@ -2218,8 +2218,8 @@
     <w:p>
       <w:pPr>
         <w:pStyle w:val="FirstParagraph"/>
+        <w:spacing w:before="0" w:after="0"/>
         <w:ind w:left="480" w:hanging="480"/>
-        <w:spacing w:before="0" w:after="0"/>
       </w:pPr>
       <w:r>
         <w:rPr>
@@ -2231,8 +2231,8 @@
     <w:p>
       <w:pPr>
         <w:pStyle w:val="FirstParagraph"/>
+        <w:spacing w:before="0" w:after="0"/>
         <w:ind w:left="480" w:hanging="480"/>
-        <w:spacing w:before="0" w:after="0"/>
       </w:pPr>
       <w:r>
         <w:rPr>
@@ -2244,8 +2244,8 @@
     <w:p>
       <w:pPr>
         <w:pStyle w:val="FirstParagraph"/>
+        <w:spacing w:before="0" w:after="0"/>
         <w:ind w:left="480" w:hanging="480"/>
-        <w:spacing w:before="0" w:after="0"/>
       </w:pPr>
       <w:r>
         <w:rPr>
@@ -2257,8 +2257,8 @@
     <w:p>
       <w:pPr>
         <w:pStyle w:val="FirstParagraph"/>
+        <w:spacing w:before="0" w:after="0"/>
         <w:ind w:left="480" w:hanging="480"/>
-        <w:spacing w:before="0" w:after="180"/>
       </w:pPr>
       <w:r>
         <w:rPr>
@@ -2270,8 +2270,8 @@
     <w:p>
       <w:pPr>
         <w:pStyle w:val="BodyText"/>
+        <w:spacing w:before="0" w:after="0"/>
         <w:ind w:left="480" w:hanging="480"/>
-        <w:spacing w:after="0"/>
       </w:pPr>
       <w:r>
         <w:rPr>
@@ -2401,8 +2401,8 @@
     <w:p>
       <w:pPr>
         <w:pStyle w:val="BodyText"/>
+        <w:spacing w:before="0" w:after="0"/>
         <w:ind w:left="480" w:hanging="480"/>
-        <w:spacing w:before="0" w:after="0"/>
       </w:pPr>
       <w:r>
         <w:rPr>
@@ -2414,8 +2414,8 @@
     <w:p>
       <w:pPr>
         <w:pStyle w:val="BodyText"/>
+        <w:spacing w:before="0" w:after="0"/>
         <w:ind w:left="480" w:hanging="480"/>
-        <w:spacing w:before="0" w:after="0"/>
       </w:pPr>
       <w:r>
         <w:rPr>
@@ -2427,8 +2427,8 @@
     <w:p>
       <w:pPr>
         <w:pStyle w:val="BodyText"/>
+        <w:spacing w:before="0" w:after="0"/>
         <w:ind w:left="480" w:hanging="480"/>
-        <w:spacing w:before="0" w:after="0"/>
       </w:pPr>
       <w:r>
         <w:rPr>
@@ -2440,8 +2440,8 @@
     <w:p>
       <w:pPr>
         <w:pStyle w:val="BodyText"/>
+        <w:spacing w:before="0" w:after="0"/>
         <w:ind w:left="480" w:hanging="480"/>
-        <w:spacing w:before="0" w:after="180"/>
       </w:pPr>
       <w:r>
         <w:rPr>
@@ -2459,8 +2459,8 @@
     <w:p>
       <w:pPr>
         <w:pStyle w:val="BodyText"/>
+        <w:spacing w:before="0" w:after="0"/>
         <w:ind w:left="480" w:hanging="480"/>
-        <w:spacing w:after="0"/>
       </w:pPr>
       <w:r>
         <w:rPr>
@@ -2514,8 +2514,8 @@
     <w:p>
       <w:pPr>
         <w:pStyle w:val="BodyText"/>
+        <w:spacing w:before="0" w:after="0"/>
         <w:ind w:left="480" w:hanging="480"/>
-        <w:spacing w:before="0" w:after="0"/>
       </w:pPr>
       <w:r>
         <w:rPr>
@@ -2527,8 +2527,8 @@
     <w:p>
       <w:pPr>
         <w:pStyle w:val="BodyText"/>
+        <w:spacing w:before="0" w:after="0"/>
         <w:ind w:left="480" w:hanging="480"/>
-        <w:spacing w:before="0" w:after="0"/>
       </w:pPr>
       <w:r>
         <w:rPr>
@@ -2540,8 +2540,8 @@
     <w:p>
       <w:pPr>
         <w:pStyle w:val="BodyText"/>
+        <w:spacing w:before="0" w:after="0"/>
         <w:ind w:left="480" w:hanging="480"/>
-        <w:spacing w:before="0" w:after="0"/>
       </w:pPr>
       <w:r>
         <w:rPr>
@@ -2553,8 +2553,8 @@
     <w:p>
       <w:pPr>
         <w:pStyle w:val="BodyText"/>
+        <w:spacing w:before="0" w:after="0"/>
         <w:ind w:left="480" w:hanging="480"/>
-        <w:spacing w:before="0" w:after="180"/>
       </w:pPr>
       <w:r>
         <w:rPr>
@@ -3476,6 +3476,7 @@
     <w:p>
       <w:pPr>
         <w:pStyle w:val="Compact"/>
+        <w:spacing w:before="0" w:after="0"/>
       </w:pPr>
       <w:r>
         <w:rPr>
@@ -3506,6 +3507,7 @@
     <w:p>
       <w:pPr>
         <w:pStyle w:val="Compact"/>
+        <w:spacing w:before="0" w:after="0"/>
       </w:pPr>
       <w:r>
         <w:rPr>
@@ -3548,6 +3550,7 @@
     <w:p>
       <w:pPr>
         <w:pStyle w:val="Compact"/>
+        <w:spacing w:before="0" w:after="0"/>
       </w:pPr>
       <w:r>
         <w:rPr>
@@ -3577,6 +3580,7 @@
     <w:p>
       <w:pPr>
         <w:pStyle w:val="Compact"/>
+        <w:spacing w:before="0" w:after="0"/>
       </w:pPr>
       <w:r>
         <w:rPr>
@@ -3935,8 +3939,8 @@
     <w:p>
       <w:pPr>
         <w:pStyle w:val="FirstParagraph"/>
+        <w:spacing w:before="0" w:after="0"/>
         <w:ind w:left="480" w:hanging="480"/>
-        <w:spacing w:after="0"/>
       </w:pPr>
       <w:r>
         <w:rPr>
@@ -3960,8 +3964,8 @@
     <w:p>
       <w:pPr>
         <w:pStyle w:val="FirstParagraph"/>
+        <w:spacing w:before="0" w:after="0"/>
         <w:ind w:left="480" w:hanging="480"/>
-        <w:spacing w:before="0" w:after="0"/>
       </w:pPr>
       <w:r>
         <w:rPr>
@@ -4015,8 +4019,8 @@
     <w:p>
       <w:pPr>
         <w:pStyle w:val="FirstParagraph"/>
+        <w:spacing w:before="0" w:after="0"/>
         <w:ind w:left="480" w:hanging="480"/>
-        <w:spacing w:before="0" w:after="0"/>
       </w:pPr>
       <w:r>
         <w:rPr>
@@ -4070,8 +4074,8 @@
     <w:p>
       <w:pPr>
         <w:pStyle w:val="FirstParagraph"/>
+        <w:spacing w:before="0" w:after="0"/>
         <w:ind w:left="480" w:hanging="480"/>
-        <w:spacing w:before="0" w:after="0"/>
       </w:pPr>
       <w:r>
         <w:rPr>
@@ -4239,8 +4243,8 @@
     <w:p>
       <w:pPr>
         <w:pStyle w:val="FirstParagraph"/>
+        <w:spacing w:before="0" w:after="0"/>
         <w:ind w:left="480" w:hanging="480"/>
-        <w:spacing w:before="0" w:after="180"/>
       </w:pPr>
       <w:r>
         <w:rPr>
@@ -4892,8 +4896,8 @@
     <w:p>
       <w:pPr>
         <w:pStyle w:val="FirstParagraph"/>
+        <w:spacing w:before="0" w:after="0"/>
         <w:ind w:left="480" w:hanging="480"/>
-        <w:spacing w:after="0"/>
       </w:pPr>
       <w:r>
         <w:rPr>
@@ -4929,8 +4933,8 @@
     <w:p>
       <w:pPr>
         <w:pStyle w:val="FirstParagraph"/>
+        <w:spacing w:before="0" w:after="0"/>
         <w:ind w:left="480" w:hanging="480"/>
-        <w:spacing w:before="0" w:after="0"/>
       </w:pPr>
       <w:r>
         <w:rPr>
@@ -4968,8 +4972,8 @@
     <w:p>
       <w:pPr>
         <w:pStyle w:val="FirstParagraph"/>
+        <w:spacing w:before="0" w:after="0"/>
         <w:ind w:left="480" w:hanging="480"/>
-        <w:spacing w:before="0" w:after="0"/>
       </w:pPr>
       <w:r>
         <w:rPr>
@@ -5007,8 +5011,8 @@
     <w:p>
       <w:pPr>
         <w:pStyle w:val="FirstParagraph"/>
+        <w:spacing w:before="0" w:after="0"/>
         <w:ind w:left="480" w:hanging="480"/>
-        <w:spacing w:before="0" w:after="0"/>
       </w:pPr>
       <w:r>
         <w:rPr>
@@ -5046,8 +5050,8 @@
     <w:p>
       <w:pPr>
         <w:pStyle w:val="FirstParagraph"/>
+        <w:spacing w:before="0" w:after="0"/>
         <w:ind w:left="480" w:hanging="480"/>
-        <w:spacing w:before="0" w:after="180"/>
       </w:pPr>
       <w:r>
         <w:rPr>
@@ -11524,7 +11528,7 @@
     <ns0:rPr>
       <ns0:rFonts ns0:ascii="Times New Roman" ns0:cs="Times New Roman" ns0:eastAsia="SimHei" ns0:hAnsi="Times New Roman"/>
       <ns0:b/>
-      <ns0:color ns0:val="17324D"/>
+      <ns0:color ns0:val="000000"/>
       <ns0:sz ns0:val="44"/>
       <ns0:szCs ns0:val="56"/>
     </ns0:rPr>
@@ -11666,7 +11670,7 @@
     <ns0:rPr>
       <ns0:rFonts ns0:ascii="Times New Roman" ns0:cs="Times New Roman" ns0:eastAsia="SimHei" ns0:hAnsi="Times New Roman"/>
       <ns0:b/>
-      <ns0:color ns0:val="17324D"/>
+      <ns0:color ns0:val="000000"/>
       <ns0:sz ns0:val="32"/>
       <ns0:szCs ns0:val="40"/>
     </ns0:rPr>
@@ -11690,7 +11694,7 @@
     <ns0:rPr>
       <ns0:rFonts ns0:ascii="Times New Roman" ns0:cs="Times New Roman" ns0:eastAsia="SimHei" ns0:hAnsi="Times New Roman"/>
       <ns0:b/>
-      <ns0:color ns0:val="17324D"/>
+      <ns0:color ns0:val="000000"/>
       <ns0:sz ns0:val="28"/>
       <ns0:szCs ns0:val="32"/>
     </ns0:rPr>
@@ -11714,7 +11718,7 @@
     <ns0:rPr>
       <ns0:rFonts ns0:ascii="Times New Roman" ns0:cs="Times New Roman" ns0:eastAsia="SimHei" ns0:hAnsi="Times New Roman"/>
       <ns0:b/>
-      <ns0:color ns0:val="17324D"/>
+      <ns0:color ns0:val="000000"/>
       <ns0:sz ns0:val="25"/>
       <ns0:szCs ns0:val="28"/>
     </ns0:rPr>
